--- a/files/Zinan_Liang_Academic_CV.docx
+++ b/files/Zinan_Liang_Academic_CV.docx
@@ -332,11 +332,12 @@
       </w:tblPr>
       <w:tblGrid>
         <w:gridCol w:w="3758"/>
-        <w:gridCol w:w="2430"/>
-        <w:gridCol w:w="355"/>
+        <w:gridCol w:w="2785"/>
         <w:gridCol w:w="462"/>
         <w:gridCol w:w="686"/>
-        <w:gridCol w:w="2332"/>
+        <w:gridCol w:w="247"/>
+        <w:gridCol w:w="142"/>
+        <w:gridCol w:w="1943"/>
       </w:tblGrid>
       <w:tr>
         <w:trPr>
@@ -345,7 +346,7 @@
         <w:tc>
           <w:tcPr>
             <w:tcW w:w="7005" w:type="dxa"/>
-            <w:gridSpan w:val="4"/>
+            <w:gridSpan w:val="3"/>
             <w:tcBorders>
               <w:top w:val="single" w:sz="12" w:space="0" w:color="000000" w:themeColor="text1"/>
               <w:left w:val="nil"/>
@@ -401,7 +402,7 @@
         <w:tc>
           <w:tcPr>
             <w:tcW w:w="3018" w:type="dxa"/>
-            <w:gridSpan w:val="2"/>
+            <w:gridSpan w:val="4"/>
             <w:tcBorders>
               <w:top w:val="single" w:sz="12" w:space="0" w:color="000000" w:themeColor="text1"/>
               <w:left w:val="nil"/>
@@ -439,7 +440,7 @@
         <w:tc>
           <w:tcPr>
             <w:tcW w:w="7005" w:type="dxa"/>
-            <w:gridSpan w:val="4"/>
+            <w:gridSpan w:val="3"/>
             <w:tcBorders>
               <w:top w:val="none" w:sz="12" w:space="0" w:color="000000" w:themeColor="text1"/>
               <w:left w:val="none" w:sz="4" w:space="0" w:color="000000" w:themeColor="text1"/>
@@ -466,7 +467,7 @@
         <w:tc>
           <w:tcPr>
             <w:tcW w:w="3018" w:type="dxa"/>
-            <w:gridSpan w:val="2"/>
+            <w:gridSpan w:val="4"/>
             <w:tcBorders>
               <w:top w:val="none" w:sz="12" w:space="0" w:color="000000" w:themeColor="text1"/>
               <w:left w:val="none" w:sz="4" w:space="0" w:color="000000" w:themeColor="text1"/>
@@ -504,7 +505,7 @@
         <w:tc>
           <w:tcPr>
             <w:tcW w:w="7005" w:type="dxa"/>
-            <w:gridSpan w:val="4"/>
+            <w:gridSpan w:val="3"/>
             <w:tcBorders>
               <w:top w:val="dotted" w:sz="12" w:space="0" w:color="000000" w:themeColor="text1"/>
               <w:left w:val="nil"/>
@@ -551,7 +552,7 @@
         <w:tc>
           <w:tcPr>
             <w:tcW w:w="3018" w:type="dxa"/>
-            <w:gridSpan w:val="2"/>
+            <w:gridSpan w:val="4"/>
             <w:tcBorders>
               <w:top w:val="dotted" w:sz="12" w:space="0" w:color="000000" w:themeColor="text1"/>
               <w:left w:val="nil"/>
@@ -589,7 +590,7 @@
         <w:tc>
           <w:tcPr>
             <w:tcW w:w="7005" w:type="dxa"/>
-            <w:gridSpan w:val="4"/>
+            <w:gridSpan w:val="3"/>
             <w:tcBorders>
               <w:top w:val="none" w:sz="4" w:space="0" w:color="000000" w:themeColor="text1"/>
               <w:left w:val="none" w:sz="4" w:space="0" w:color="000000" w:themeColor="text1"/>
@@ -645,7 +646,7 @@
         <w:tc>
           <w:tcPr>
             <w:tcW w:w="3018" w:type="dxa"/>
-            <w:gridSpan w:val="2"/>
+            <w:gridSpan w:val="4"/>
             <w:tcBorders>
               <w:top w:val="none" w:sz="4" w:space="0" w:color="000000" w:themeColor="text1"/>
               <w:left w:val="none" w:sz="4" w:space="0" w:color="000000" w:themeColor="text1"/>
@@ -679,7 +680,7 @@
         <w:tc>
           <w:tcPr>
             <w:tcW w:w="10023" w:type="dxa"/>
-            <w:gridSpan w:val="6"/>
+            <w:gridSpan w:val="7"/>
             <w:tcBorders>
               <w:top w:val="nil"/>
               <w:left w:val="nil"/>
@@ -691,7 +692,7 @@
             <w:pPr>
               <w:pStyle w:val="Professionaltitle"/>
               <w:rPr>
-                <w:rFonts w:ascii="Tahoma" w:eastAsia="Tahoma" w:hAnsi="Tahoma" w:cs="Tahoma" w:hint="eastAsia"/>
+                <w:rFonts w:ascii="Tahoma" w:eastAsia="Tahoma" w:hAnsi="Tahoma" w:cs="Tahoma"/>
                 <w:lang w:eastAsia="zh-TW"/>
               </w:rPr>
             </w:pPr>
@@ -711,7 +712,7 @@
         <w:tc>
           <w:tcPr>
             <w:tcW w:w="10023" w:type="dxa"/>
-            <w:gridSpan w:val="6"/>
+            <w:gridSpan w:val="7"/>
             <w:tcBorders>
               <w:top w:val="nil"/>
               <w:left w:val="nil"/>
@@ -905,10 +906,118 @@
         </w:trPr>
         <w:tc>
           <w:tcPr>
-            <w:tcW w:w="6188" w:type="dxa"/>
-            <w:gridSpan w:val="2"/>
+            <w:tcW w:w="8080" w:type="dxa"/>
+            <w:gridSpan w:val="6"/>
             <w:tcBorders>
               <w:top w:val="single" w:sz="12" w:space="0" w:color="auto"/>
+              <w:left w:val="nil"/>
+              <w:bottom w:val="nil"/>
+              <w:right w:val="nil"/>
+            </w:tcBorders>
+          </w:tcPr>
+          <w:p>
+            <w:pPr>
+              <w:pStyle w:val="Subtitle"/>
+              <w:rPr>
+                <w:b/>
+                <w:bCs/>
+                <w:sz w:val="20"/>
+                <w:szCs w:val="20"/>
+                <w:lang w:eastAsia="zh-CN"/>
+              </w:rPr>
+            </w:pPr>
+            <w:r>
+              <w:rPr>
+                <w:b/>
+                <w:bCs/>
+                <w:sz w:val="20"/>
+                <w:szCs w:val="20"/>
+                <w:lang w:eastAsia="zh-CN"/>
+              </w:rPr>
+              <w:t>32nd Annual Conference of the International Association of Chinese Linguistics (IACL-32)</w:t>
+            </w:r>
+          </w:p>
+        </w:tc>
+        <w:tc>
+          <w:tcPr>
+            <w:tcW w:w="1943" w:type="dxa"/>
+            <w:tcBorders>
+              <w:top w:val="single" w:sz="12" w:space="0" w:color="auto"/>
+              <w:left w:val="nil"/>
+              <w:bottom w:val="nil"/>
+              <w:right w:val="nil"/>
+            </w:tcBorders>
+          </w:tcPr>
+          <w:p>
+            <w:pPr>
+              <w:pStyle w:val="Subtitle"/>
+              <w:jc w:val="right"/>
+              <w:rPr>
+                <w:i/>
+                <w:iCs/>
+                <w:sz w:val="20"/>
+                <w:szCs w:val="20"/>
+              </w:rPr>
+            </w:pPr>
+            <w:r>
+              <w:rPr>
+                <w:i/>
+                <w:iCs/>
+                <w:sz w:val="20"/>
+                <w:szCs w:val="20"/>
+              </w:rPr>
+              <w:t>Jun 2026</w:t>
+            </w:r>
+          </w:p>
+        </w:tc>
+      </w:tr>
+      <w:tr>
+        <w:trPr>
+          <w:trHeight w:val="495"/>
+        </w:trPr>
+        <w:tc>
+          <w:tcPr>
+            <w:tcW w:w="10023" w:type="dxa"/>
+            <w:gridSpan w:val="7"/>
+            <w:tcBorders>
+              <w:top w:val="nil"/>
+              <w:left w:val="nil"/>
+              <w:bottom w:val="single" w:sz="4" w:space="0" w:color="auto"/>
+              <w:right w:val="nil"/>
+            </w:tcBorders>
+          </w:tcPr>
+          <w:p>
+            <w:pPr>
+              <w:pStyle w:val="Subtitle"/>
+              <w:jc w:val="right"/>
+              <w:rPr>
+                <w:i/>
+                <w:iCs/>
+                <w:sz w:val="20"/>
+                <w:szCs w:val="20"/>
+              </w:rPr>
+            </w:pPr>
+            <w:r>
+              <w:rPr>
+                <w:sz w:val="20"/>
+                <w:szCs w:val="20"/>
+                <w:lang w:eastAsia="zh-CN"/>
+              </w:rPr>
+              <w:t>“A typology of ‘finger’ as ‘little hand’: a shared morphological strategy in Western Yue-speaking Region.” Co-presented with Ching-Hei Yim.</w:t>
+            </w:r>
+          </w:p>
+        </w:tc>
+      </w:tr>
+      <w:tr>
+        <w:trPr>
+          <w:trHeight w:val="495"/>
+        </w:trPr>
+        <w:tc>
+          <w:tcPr>
+            <w:tcW w:w="7938" w:type="dxa"/>
+            <w:gridSpan w:val="5"/>
+            <w:tcBorders>
+              <w:top w:val="single" w:sz="4" w:space="0" w:color="auto"/>
               <w:left w:val="nil"/>
               <w:bottom w:val="none" w:sz="4" w:space="0" w:color="000000" w:themeColor="text1"/>
               <w:right w:val="nil"/>
@@ -960,10 +1069,10 @@
         </w:tc>
         <w:tc>
           <w:tcPr>
-            <w:tcW w:w="3835" w:type="dxa"/>
-            <w:gridSpan w:val="4"/>
+            <w:tcW w:w="2085" w:type="dxa"/>
+            <w:gridSpan w:val="2"/>
             <w:tcBorders>
-              <w:top w:val="single" w:sz="12" w:space="0" w:color="auto"/>
+              <w:top w:val="single" w:sz="4" w:space="0" w:color="auto"/>
               <w:left w:val="nil"/>
               <w:bottom w:val="none" w:sz="4" w:space="0" w:color="000000" w:themeColor="text1"/>
               <w:right w:val="nil"/>
@@ -999,7 +1108,7 @@
         <w:tc>
           <w:tcPr>
             <w:tcW w:w="10023" w:type="dxa"/>
-            <w:gridSpan w:val="6"/>
+            <w:gridSpan w:val="7"/>
             <w:tcBorders>
               <w:top w:val="none" w:sz="12" w:space="0" w:color="000000" w:themeColor="text1"/>
               <w:left w:val="none" w:sz="4" w:space="0" w:color="000000" w:themeColor="text1"/>
@@ -1011,8 +1120,6 @@
             <w:pPr>
               <w:pStyle w:val="Subtitle"/>
               <w:rPr>
-                <w:b/>
-                <w:bCs/>
                 <w:sz w:val="20"/>
                 <w:szCs w:val="20"/>
                 <w:lang w:eastAsia="zh-CN"/>
@@ -1020,8 +1127,6 @@
             </w:pPr>
             <w:r>
               <w:rPr>
-                <w:b/>
-                <w:bCs/>
                 <w:sz w:val="20"/>
                 <w:szCs w:val="20"/>
                 <w:lang w:eastAsia="zh-CN"/>
@@ -1031,8 +1136,6 @@
             <w:proofErr w:type="spellStart"/>
             <w:r>
               <w:rPr>
-                <w:b/>
-                <w:bCs/>
                 <w:sz w:val="20"/>
                 <w:szCs w:val="20"/>
                 <w:lang w:eastAsia="zh-CN"/>
@@ -1042,8 +1145,6 @@
             <w:proofErr w:type="spellEnd"/>
             <w:r>
               <w:rPr>
-                <w:b/>
-                <w:bCs/>
                 <w:sz w:val="20"/>
                 <w:szCs w:val="20"/>
                 <w:lang w:eastAsia="zh-CN"/>
@@ -1067,8 +1168,8 @@
         </w:trPr>
         <w:tc>
           <w:tcPr>
-            <w:tcW w:w="6188" w:type="dxa"/>
-            <w:gridSpan w:val="2"/>
+            <w:tcW w:w="7938" w:type="dxa"/>
+            <w:gridSpan w:val="5"/>
             <w:tcBorders>
               <w:top w:val="dotted" w:sz="12" w:space="0" w:color="000000" w:themeColor="text1"/>
               <w:left w:val="nil"/>
@@ -1100,8 +1201,8 @@
         </w:tc>
         <w:tc>
           <w:tcPr>
-            <w:tcW w:w="3835" w:type="dxa"/>
-            <w:gridSpan w:val="4"/>
+            <w:tcW w:w="2085" w:type="dxa"/>
+            <w:gridSpan w:val="2"/>
             <w:tcBorders>
               <w:top w:val="dotted" w:sz="12" w:space="0" w:color="000000" w:themeColor="text1"/>
               <w:left w:val="nil"/>
@@ -1139,7 +1240,7 @@
         <w:tc>
           <w:tcPr>
             <w:tcW w:w="6543" w:type="dxa"/>
-            <w:gridSpan w:val="3"/>
+            <w:gridSpan w:val="2"/>
             <w:tcBorders>
               <w:top w:val="nil"/>
               <w:left w:val="nil"/>
@@ -1155,6 +1256,7 @@
                 <w:numId w:val="7"/>
               </w:numPr>
               <w:rPr>
+                <w:rFonts w:asciiTheme="minorHAnsi" w:hAnsiTheme="minorHAnsi"/>
                 <w:i/>
                 <w:iCs/>
                 <w:sz w:val="20"/>
@@ -1165,10 +1267,11 @@
             <w:r>
               <w:rPr>
                 <w:rStyle w:val="Bold"/>
-                <w:rFonts w:ascii="Times New Roman" w:hAnsi="Times New Roman"/>
                 <w:b w:val="0"/>
                 <w:i/>
                 <w:iCs/>
+                <w:sz w:val="20"/>
+                <w:szCs w:val="20"/>
               </w:rPr>
               <w:t xml:space="preserve">The Construction and Implementation of the </w:t>
             </w:r>
@@ -1176,10 +1279,11 @@
             <w:r>
               <w:rPr>
                 <w:rStyle w:val="Bold"/>
-                <w:rFonts w:ascii="Times New Roman" w:hAnsi="Times New Roman"/>
                 <w:b w:val="0"/>
                 <w:i/>
                 <w:iCs/>
+                <w:sz w:val="20"/>
+                <w:szCs w:val="20"/>
               </w:rPr>
               <w:t>Jyutping</w:t>
             </w:r>
@@ -1187,10 +1291,11 @@
             <w:r>
               <w:rPr>
                 <w:rStyle w:val="Bold"/>
-                <w:rFonts w:ascii="Times New Roman" w:hAnsi="Times New Roman"/>
                 <w:b w:val="0"/>
                 <w:i/>
                 <w:iCs/>
+                <w:sz w:val="20"/>
+                <w:szCs w:val="20"/>
               </w:rPr>
               <w:t xml:space="preserve">++ </w:t>
             </w:r>
@@ -1199,7 +1304,7 @@
         <w:tc>
           <w:tcPr>
             <w:tcW w:w="3480" w:type="dxa"/>
-            <w:gridSpan w:val="3"/>
+            <w:gridSpan w:val="5"/>
             <w:tcBorders>
               <w:top w:val="nil"/>
               <w:left w:val="nil"/>
@@ -1213,6 +1318,8 @@
               <w:rPr>
                 <w:i/>
                 <w:iCs/>
+                <w:sz w:val="20"/>
+                <w:szCs w:val="20"/>
               </w:rPr>
             </w:pPr>
             <w:r>
@@ -1257,7 +1364,7 @@
         <w:tc>
           <w:tcPr>
             <w:tcW w:w="10023" w:type="dxa"/>
-            <w:gridSpan w:val="6"/>
+            <w:gridSpan w:val="7"/>
             <w:tcBorders>
               <w:top w:val="nil"/>
               <w:left w:val="nil"/>
@@ -1273,6 +1380,7 @@
                 <w:numId w:val="7"/>
               </w:numPr>
               <w:rPr>
+                <w:rFonts w:asciiTheme="minorHAnsi" w:hAnsiTheme="minorHAnsi"/>
                 <w:i/>
                 <w:iCs/>
                 <w:sz w:val="20"/>
@@ -1282,44 +1390,90 @@
             </w:pPr>
             <w:proofErr w:type="spellStart"/>
             <w:r>
+              <w:rPr>
+                <w:rFonts w:asciiTheme="minorHAnsi" w:hAnsiTheme="minorHAnsi"/>
+                <w:sz w:val="20"/>
+                <w:szCs w:val="20"/>
+              </w:rPr>
               <w:t>Jyutping</w:t>
             </w:r>
             <w:proofErr w:type="spellEnd"/>
             <w:r>
+              <w:rPr>
+                <w:rFonts w:asciiTheme="minorHAnsi" w:hAnsiTheme="minorHAnsi"/>
+                <w:sz w:val="20"/>
+                <w:szCs w:val="20"/>
+              </w:rPr>
               <w:t xml:space="preserve">++ is an extended </w:t>
             </w:r>
             <w:proofErr w:type="spellStart"/>
             <w:r>
+              <w:rPr>
+                <w:rFonts w:asciiTheme="minorHAnsi" w:hAnsiTheme="minorHAnsi"/>
+                <w:sz w:val="20"/>
+                <w:szCs w:val="20"/>
+              </w:rPr>
               <w:t>Jyutping</w:t>
             </w:r>
             <w:proofErr w:type="spellEnd"/>
             <w:r>
+              <w:rPr>
+                <w:rFonts w:asciiTheme="minorHAnsi" w:hAnsiTheme="minorHAnsi"/>
+                <w:sz w:val="20"/>
+                <w:szCs w:val="20"/>
+              </w:rPr>
               <w:t xml:space="preserve"> romanization schemes for Yue varieties. It extends the function of </w:t>
             </w:r>
             <w:proofErr w:type="spellStart"/>
             <w:r>
+              <w:rPr>
+                <w:rFonts w:asciiTheme="minorHAnsi" w:hAnsiTheme="minorHAnsi"/>
+                <w:sz w:val="20"/>
+                <w:szCs w:val="20"/>
+              </w:rPr>
               <w:t>Jyutping</w:t>
             </w:r>
             <w:proofErr w:type="spellEnd"/>
             <w:r>
+              <w:rPr>
+                <w:rFonts w:asciiTheme="minorHAnsi" w:hAnsiTheme="minorHAnsi"/>
+                <w:sz w:val="20"/>
+                <w:szCs w:val="20"/>
+              </w:rPr>
               <w:t xml:space="preserve"> to describe the Yue Language phonetic systems. This schema was applied to various Cantonese IME schema and dictionary of </w:t>
             </w:r>
             <w:proofErr w:type="spellStart"/>
             <w:r>
+              <w:rPr>
+                <w:rFonts w:asciiTheme="minorHAnsi" w:hAnsiTheme="minorHAnsi"/>
+                <w:sz w:val="20"/>
+                <w:szCs w:val="20"/>
+              </w:rPr>
               <w:t>Bakhoi</w:t>
             </w:r>
             <w:proofErr w:type="spellEnd"/>
             <w:r>
+              <w:rPr>
+                <w:rFonts w:asciiTheme="minorHAnsi" w:hAnsiTheme="minorHAnsi"/>
+                <w:sz w:val="20"/>
+                <w:szCs w:val="20"/>
+              </w:rPr>
               <w:t>(</w:t>
             </w:r>
             <w:r>
               <w:rPr>
+                <w:rFonts w:asciiTheme="minorHAnsi" w:hAnsiTheme="minorHAnsi"/>
+                <w:sz w:val="20"/>
+                <w:szCs w:val="20"/>
                 <w:lang w:eastAsia="zh-TW"/>
               </w:rPr>
               <w:t>北海白話字典</w:t>
             </w:r>
             <w:r>
               <w:rPr>
+                <w:rFonts w:asciiTheme="minorHAnsi" w:hAnsiTheme="minorHAnsi"/>
+                <w:sz w:val="20"/>
+                <w:szCs w:val="20"/>
                 <w:lang w:eastAsia="zh-TW"/>
               </w:rPr>
               <w:t xml:space="preserve">) and </w:t>
@@ -1327,6 +1481,9 @@
             <w:proofErr w:type="spellStart"/>
             <w:r>
               <w:rPr>
+                <w:rFonts w:asciiTheme="minorHAnsi" w:hAnsiTheme="minorHAnsi"/>
+                <w:sz w:val="20"/>
+                <w:szCs w:val="20"/>
                 <w:lang w:eastAsia="zh-TW"/>
               </w:rPr>
               <w:t>Hamzau</w:t>
@@ -1334,18 +1491,27 @@
             <w:proofErr w:type="spellEnd"/>
             <w:r>
               <w:rPr>
+                <w:rFonts w:asciiTheme="minorHAnsi" w:hAnsiTheme="minorHAnsi"/>
+                <w:sz w:val="20"/>
+                <w:szCs w:val="20"/>
                 <w:lang w:eastAsia="zh-TW"/>
               </w:rPr>
               <w:t>(</w:t>
             </w:r>
             <w:r>
               <w:rPr>
+                <w:rFonts w:asciiTheme="minorHAnsi" w:hAnsiTheme="minorHAnsi"/>
+                <w:sz w:val="20"/>
+                <w:szCs w:val="20"/>
                 <w:lang w:eastAsia="zh-TW"/>
               </w:rPr>
               <w:t>欽州白話字典</w:t>
             </w:r>
             <w:r>
               <w:rPr>
+                <w:rFonts w:asciiTheme="minorHAnsi" w:hAnsiTheme="minorHAnsi"/>
+                <w:sz w:val="20"/>
+                <w:szCs w:val="20"/>
                 <w:lang w:eastAsia="zh-TW"/>
               </w:rPr>
               <w:t>) and online Yue varieties dictionary (</w:t>
@@ -1354,6 +1520,9 @@
               <w:r>
                 <w:rPr>
                   <w:rStyle w:val="Hyperlink"/>
+                  <w:rFonts w:asciiTheme="minorHAnsi" w:hAnsiTheme="minorHAnsi"/>
+                  <w:sz w:val="20"/>
+                  <w:szCs w:val="20"/>
                   <w:lang w:eastAsia="zh-TW"/>
                 </w:rPr>
                 <w:t>https://jyutdict.org</w:t>
@@ -1361,18 +1530,27 @@
             </w:hyperlink>
             <w:r>
               <w:rPr>
+                <w:rFonts w:asciiTheme="minorHAnsi" w:hAnsiTheme="minorHAnsi"/>
+                <w:sz w:val="20"/>
+                <w:szCs w:val="20"/>
                 <w:lang w:eastAsia="zh-TW"/>
               </w:rPr>
               <w:t>) (</w:t>
             </w:r>
             <w:r>
               <w:rPr>
+                <w:rFonts w:asciiTheme="minorHAnsi" w:hAnsiTheme="minorHAnsi"/>
+                <w:sz w:val="20"/>
+                <w:szCs w:val="20"/>
                 <w:lang w:eastAsia="zh-TW"/>
               </w:rPr>
               <w:t>泛粵大典</w:t>
             </w:r>
             <w:r>
               <w:rPr>
+                <w:rFonts w:asciiTheme="minorHAnsi" w:hAnsiTheme="minorHAnsi"/>
+                <w:sz w:val="20"/>
+                <w:szCs w:val="20"/>
                 <w:lang w:eastAsia="zh-TW"/>
               </w:rPr>
               <w:t>Pan-Cantonese Dictionary).</w:t>
@@ -1387,7 +1565,7 @@
         <w:tc>
           <w:tcPr>
             <w:tcW w:w="6543" w:type="dxa"/>
-            <w:gridSpan w:val="3"/>
+            <w:gridSpan w:val="2"/>
             <w:tcBorders>
               <w:top w:val="nil"/>
               <w:left w:val="nil"/>
@@ -1411,7 +1589,7 @@
         <w:tc>
           <w:tcPr>
             <w:tcW w:w="3480" w:type="dxa"/>
-            <w:gridSpan w:val="3"/>
+            <w:gridSpan w:val="5"/>
             <w:tcBorders>
               <w:top w:val="nil"/>
               <w:left w:val="nil"/>
@@ -1437,7 +1615,7 @@
         <w:tc>
           <w:tcPr>
             <w:tcW w:w="6543" w:type="dxa"/>
-            <w:gridSpan w:val="3"/>
+            <w:gridSpan w:val="2"/>
             <w:tcBorders>
               <w:top w:val="nil"/>
               <w:left w:val="nil"/>
@@ -1489,7 +1667,7 @@
         <w:tc>
           <w:tcPr>
             <w:tcW w:w="3480" w:type="dxa"/>
-            <w:gridSpan w:val="3"/>
+            <w:gridSpan w:val="5"/>
             <w:tcBorders>
               <w:top w:val="nil"/>
               <w:left w:val="nil"/>
@@ -1524,7 +1702,7 @@
         <w:tc>
           <w:tcPr>
             <w:tcW w:w="10023" w:type="dxa"/>
-            <w:gridSpan w:val="6"/>
+            <w:gridSpan w:val="7"/>
             <w:tcBorders>
               <w:top w:val="single" w:sz="12" w:space="0" w:color="auto"/>
               <w:left w:val="nil"/>
@@ -1665,7 +1843,7 @@
         <w:tc>
           <w:tcPr>
             <w:tcW w:w="7691" w:type="dxa"/>
-            <w:gridSpan w:val="5"/>
+            <w:gridSpan w:val="4"/>
             <w:tcBorders>
               <w:top w:val="none" w:sz="12" w:space="0" w:color="000000" w:themeColor="text1"/>
               <w:left w:val="none" w:sz="4" w:space="0" w:color="000000" w:themeColor="text1"/>
@@ -1688,6 +1866,7 @@
                 <w:sz w:val="20"/>
                 <w:szCs w:val="20"/>
               </w:rPr>
+              <w:lastRenderedPageBreak/>
               <w:t>Chinese newspaper corpus system</w:t>
             </w:r>
           </w:p>
@@ -1695,6 +1874,7 @@
         <w:tc>
           <w:tcPr>
             <w:tcW w:w="2332" w:type="dxa"/>
+            <w:gridSpan w:val="3"/>
             <w:tcBorders>
               <w:top w:val="none" w:sz="12" w:space="0" w:color="000000" w:themeColor="text1"/>
               <w:left w:val="none" w:sz="12" w:space="0" w:color="000000" w:themeColor="text1"/>
@@ -1742,7 +1922,7 @@
         <w:tc>
           <w:tcPr>
             <w:tcW w:w="10023" w:type="dxa"/>
-            <w:gridSpan w:val="6"/>
+            <w:gridSpan w:val="7"/>
             <w:tcBorders>
               <w:top w:val="single" w:sz="0" w:space="0" w:color="000000" w:themeColor="text1"/>
               <w:left w:val="none" w:sz="4" w:space="0" w:color="000000" w:themeColor="text1"/>
@@ -1794,7 +1974,7 @@
         <w:tc>
           <w:tcPr>
             <w:tcW w:w="7691" w:type="dxa"/>
-            <w:gridSpan w:val="5"/>
+            <w:gridSpan w:val="4"/>
             <w:tcBorders>
               <w:top w:val="none" w:sz="4" w:space="0" w:color="000000" w:themeColor="text1"/>
               <w:left w:val="nil"/>
@@ -1822,7 +2002,6 @@
                 <w:color w:val="000000" w:themeColor="text1"/>
                 <w:shd w:val="clear" w:color="auto" w:fill="FFFFFF"/>
               </w:rPr>
-              <w:lastRenderedPageBreak/>
               <w:t>COMMUNITY WORK</w:t>
             </w:r>
           </w:p>
@@ -1830,6 +2009,7 @@
         <w:tc>
           <w:tcPr>
             <w:tcW w:w="2332" w:type="dxa"/>
+            <w:gridSpan w:val="3"/>
             <w:tcBorders>
               <w:top w:val="none" w:sz="4" w:space="0" w:color="000000" w:themeColor="text1"/>
               <w:left w:val="nil"/>
@@ -1857,7 +2037,7 @@
         <w:tc>
           <w:tcPr>
             <w:tcW w:w="7691" w:type="dxa"/>
-            <w:gridSpan w:val="5"/>
+            <w:gridSpan w:val="4"/>
             <w:tcBorders>
               <w:top w:val="none" w:sz="4" w:space="0" w:color="000000" w:themeColor="text1"/>
               <w:left w:val="nil"/>
@@ -1918,6 +2098,7 @@
         <w:tc>
           <w:tcPr>
             <w:tcW w:w="2332" w:type="dxa"/>
+            <w:gridSpan w:val="3"/>
             <w:tcBorders>
               <w:top w:val="none" w:sz="4" w:space="0" w:color="000000" w:themeColor="text1"/>
               <w:left w:val="nil"/>
@@ -1970,7 +2151,7 @@
         <w:tc>
           <w:tcPr>
             <w:tcW w:w="10023" w:type="dxa"/>
-            <w:gridSpan w:val="6"/>
+            <w:gridSpan w:val="7"/>
             <w:tcBorders>
               <w:top w:val="single" w:sz="12" w:space="0" w:color="auto"/>
               <w:left w:val="nil"/>
@@ -2152,7 +2333,7 @@
         <w:tc>
           <w:tcPr>
             <w:tcW w:w="6265" w:type="dxa"/>
-            <w:gridSpan w:val="5"/>
+            <w:gridSpan w:val="6"/>
             <w:tcBorders>
               <w:top w:val="none" w:sz="4" w:space="0" w:color="000000" w:themeColor="text1"/>
               <w:left w:val="none" w:sz="12" w:space="0" w:color="000000" w:themeColor="text1"/>
@@ -2187,7 +2368,7 @@
         <w:tc>
           <w:tcPr>
             <w:tcW w:w="10023" w:type="dxa"/>
-            <w:gridSpan w:val="6"/>
+            <w:gridSpan w:val="7"/>
             <w:tcBorders>
               <w:top w:val="single" w:sz="12" w:space="0" w:color="000000" w:themeColor="text1"/>
               <w:left w:val="none" w:sz="4" w:space="0" w:color="000000" w:themeColor="text1"/>
@@ -2479,7 +2660,7 @@
         <w:tc>
           <w:tcPr>
             <w:tcW w:w="10023" w:type="dxa"/>
-            <w:gridSpan w:val="6"/>
+            <w:gridSpan w:val="7"/>
             <w:tcBorders>
               <w:top w:val="none" w:sz="12" w:space="0" w:color="000000" w:themeColor="text1"/>
               <w:left w:val="nil"/>
@@ -2509,7 +2690,7 @@
         <w:tc>
           <w:tcPr>
             <w:tcW w:w="10023" w:type="dxa"/>
-            <w:gridSpan w:val="6"/>
+            <w:gridSpan w:val="7"/>
             <w:tcBorders>
               <w:top w:val="none" w:sz="12" w:space="0" w:color="000000" w:themeColor="text1"/>
               <w:left w:val="none" w:sz="12" w:space="0" w:color="000000" w:themeColor="text1"/>
@@ -2609,6 +2790,7 @@
                 <w:sz w:val="24"/>
                 <w:szCs w:val="24"/>
               </w:rPr>
+              <w:lastRenderedPageBreak/>
               <w:t>Web and database tooling for language-resource projects, including PHP/MySQL-backed dictionary systems.</w:t>
             </w:r>
           </w:p>
@@ -2650,7 +2832,7 @@
         <w:tc>
           <w:tcPr>
             <w:tcW w:w="10023" w:type="dxa"/>
-            <w:gridSpan w:val="6"/>
+            <w:gridSpan w:val="7"/>
             <w:tcBorders>
               <w:top w:val="none" w:sz="12" w:space="0" w:color="000000" w:themeColor="text1"/>
               <w:left w:val="nil"/>
@@ -2671,6 +2853,7 @@
                 <w:rFonts w:ascii="Tahoma" w:eastAsia="Tahoma" w:hAnsi="Tahoma" w:cs="Tahoma"/>
                 <w:bCs/>
               </w:rPr>
+              <w:lastRenderedPageBreak/>
               <w:t>Skills</w:t>
             </w:r>
           </w:p>
@@ -2683,7 +2866,7 @@
         <w:tc>
           <w:tcPr>
             <w:tcW w:w="10023" w:type="dxa"/>
-            <w:gridSpan w:val="6"/>
+            <w:gridSpan w:val="7"/>
             <w:tcBorders>
               <w:top w:val="single" w:sz="12" w:space="0" w:color="auto"/>
               <w:left w:val="nil"/>
@@ -2700,7 +2883,6 @@
               </w:numPr>
             </w:pPr>
             <w:r>
-              <w:lastRenderedPageBreak/>
               <w:t xml:space="preserve">Languages: Cantonese (Native), Mandarin, </w:t>
             </w:r>
             <w:proofErr w:type="spellStart"/>
@@ -5608,10 +5790,35 @@
 </file>
 
 <file path=customXml/item1.xml><?xml version="1.0" encoding="utf-8"?>
-<b:Sources xmlns:b="http://schemas.openxmlformats.org/officeDocument/2006/bibliography" xmlns="http://schemas.openxmlformats.org/officeDocument/2006/bibliography" SelectedStyle="\APASixthEditionOfficeOnline.xsl" StyleName="APA" Version="6"/>
+<?mso-contentType ?>
+<FormTemplates xmlns="http://schemas.microsoft.com/sharepoint/v3/contenttype/forms">
+  <Display>DocumentLibraryForm</Display>
+  <Edit>DocumentLibraryForm</Edit>
+  <New>DocumentLibraryForm</New>
+</FormTemplates>
 </file>
 
 <file path=customXml/item2.xml><?xml version="1.0" encoding="utf-8"?>
+<p:properties xmlns:p="http://schemas.microsoft.com/office/2006/metadata/properties" xmlns:xsi="http://www.w3.org/2001/XMLSchema-instance" xmlns:pc="http://schemas.microsoft.com/office/infopath/2007/PartnerControls">
+  <documentManagement>
+    <_ip_UnifiedCompliancePolicyUIAction xmlns="http://schemas.microsoft.com/sharepoint/v3" xsi:nil="true"/>
+    <Image xmlns="71af3243-3dd4-4a8d-8c0d-dd76da1f02a5">
+      <Url xsi:nil="true"/>
+      <Description xsi:nil="true"/>
+    </Image>
+    <Status xmlns="71af3243-3dd4-4a8d-8c0d-dd76da1f02a5">Not started</Status>
+    <Background xmlns="71af3243-3dd4-4a8d-8c0d-dd76da1f02a5">false</Background>
+    <_ip_UnifiedCompliancePolicyProperties xmlns="http://schemas.microsoft.com/sharepoint/v3" xsi:nil="true"/>
+    <ImageTagsTaxHTField xmlns="71af3243-3dd4-4a8d-8c0d-dd76da1f02a5">
+      <Terms xmlns="http://schemas.microsoft.com/office/infopath/2007/PartnerControls"/>
+    </ImageTagsTaxHTField>
+    <TaxCatchAll xmlns="230e9df3-be65-4c73-a93b-d1236ebd677e" xsi:nil="true"/>
+    <MediaServiceKeyPoints xmlns="71af3243-3dd4-4a8d-8c0d-dd76da1f02a5" xsi:nil="true"/>
+  </documentManagement>
+</p:properties>
+</file>
+
+<file path=customXml/item3.xml><?xml version="1.0" encoding="utf-8"?>
 <ct:contentTypeSchema xmlns:ct="http://schemas.microsoft.com/office/2006/metadata/contentType" xmlns:ma="http://schemas.microsoft.com/office/2006/metadata/properties/metaAttributes" ct:_="" ma:_="" ma:contentTypeName="Document" ma:contentTypeID="0x01010079F111ED35F8CC479449609E8A0923A6" ma:contentTypeVersion="26" ma:contentTypeDescription="Create a new document." ma:contentTypeScope="" ma:versionID="ac37c1753acd5e330d2062ccec26ea66">
   <xsd:schema xmlns:xsd="http://www.w3.org/2001/XMLSchema" xmlns:xs="http://www.w3.org/2001/XMLSchema" xmlns:p="http://schemas.microsoft.com/office/2006/metadata/properties" xmlns:ns1="http://schemas.microsoft.com/sharepoint/v3" xmlns:ns2="71af3243-3dd4-4a8d-8c0d-dd76da1f02a5" xmlns:ns3="16c05727-aa75-4e4a-9b5f-8a80a1165891" xmlns:ns4="230e9df3-be65-4c73-a93b-d1236ebd677e" targetNamespace="http://schemas.microsoft.com/office/2006/metadata/properties" ma:root="true" ma:fieldsID="3b340c7101c92c5120abd06486f94548" ns1:_="" ns2:_="" ns3:_="" ns4:_="">
     <xsd:import namespace="http://schemas.microsoft.com/sharepoint/v3"/>
@@ -5911,44 +6118,31 @@
 </ct:contentTypeSchema>
 </file>
 
-<file path=customXml/item3.xml><?xml version="1.0" encoding="utf-8"?>
-<p:properties xmlns:p="http://schemas.microsoft.com/office/2006/metadata/properties" xmlns:xsi="http://www.w3.org/2001/XMLSchema-instance" xmlns:pc="http://schemas.microsoft.com/office/infopath/2007/PartnerControls">
-  <documentManagement>
-    <_ip_UnifiedCompliancePolicyUIAction xmlns="http://schemas.microsoft.com/sharepoint/v3" xsi:nil="true"/>
-    <Image xmlns="71af3243-3dd4-4a8d-8c0d-dd76da1f02a5">
-      <Url xsi:nil="true"/>
-      <Description xsi:nil="true"/>
-    </Image>
-    <Status xmlns="71af3243-3dd4-4a8d-8c0d-dd76da1f02a5">Not started</Status>
-    <Background xmlns="71af3243-3dd4-4a8d-8c0d-dd76da1f02a5">false</Background>
-    <_ip_UnifiedCompliancePolicyProperties xmlns="http://schemas.microsoft.com/sharepoint/v3" xsi:nil="true"/>
-    <ImageTagsTaxHTField xmlns="71af3243-3dd4-4a8d-8c0d-dd76da1f02a5">
-      <Terms xmlns="http://schemas.microsoft.com/office/infopath/2007/PartnerControls"/>
-    </ImageTagsTaxHTField>
-    <TaxCatchAll xmlns="230e9df3-be65-4c73-a93b-d1236ebd677e" xsi:nil="true"/>
-    <MediaServiceKeyPoints xmlns="71af3243-3dd4-4a8d-8c0d-dd76da1f02a5" xsi:nil="true"/>
-  </documentManagement>
-</p:properties>
-</file>
-
 <file path=customXml/item4.xml><?xml version="1.0" encoding="utf-8"?>
-<?mso-contentType ?>
-<FormTemplates xmlns="http://schemas.microsoft.com/sharepoint/v3/contenttype/forms">
-  <Display>DocumentLibraryForm</Display>
-  <Edit>DocumentLibraryForm</Edit>
-  <New>DocumentLibraryForm</New>
-</FormTemplates>
+<b:Sources xmlns:b="http://schemas.openxmlformats.org/officeDocument/2006/bibliography" xmlns="http://schemas.openxmlformats.org/officeDocument/2006/bibliography" SelectedStyle="\APASixthEditionOfficeOnline.xsl" StyleName="APA" Version="6"/>
 </file>
 
 <file path=customXml/itemProps1.xml><?xml version="1.0" encoding="utf-8"?>
-<ds:datastoreItem xmlns:ds="http://schemas.openxmlformats.org/officeDocument/2006/customXml" ds:itemID="{8F9E5E02-5818-4E45-A5BC-64F98CD5E1AF}">
+<ds:datastoreItem xmlns:ds="http://schemas.openxmlformats.org/officeDocument/2006/customXml" ds:itemID="{51DC95FE-2BE6-460C-9B2E-B7960BEA6BD9}">
   <ds:schemaRefs>
-    <ds:schemaRef ds:uri="http://schemas.openxmlformats.org/officeDocument/2006/bibliography"/>
+    <ds:schemaRef ds:uri="http://schemas.microsoft.com/sharepoint/v3/contenttype/forms"/>
   </ds:schemaRefs>
 </ds:datastoreItem>
 </file>
 
 <file path=customXml/itemProps2.xml><?xml version="1.0" encoding="utf-8"?>
+<ds:datastoreItem xmlns:ds="http://schemas.openxmlformats.org/officeDocument/2006/customXml" ds:itemID="{9725D2C8-6850-4290-ADCF-6EF21E5F611C}">
+  <ds:schemaRefs>
+    <ds:schemaRef ds:uri="http://schemas.microsoft.com/office/2006/metadata/properties"/>
+    <ds:schemaRef ds:uri="http://schemas.microsoft.com/office/infopath/2007/PartnerControls"/>
+    <ds:schemaRef ds:uri="http://schemas.microsoft.com/sharepoint/v3"/>
+    <ds:schemaRef ds:uri="71af3243-3dd4-4a8d-8c0d-dd76da1f02a5"/>
+    <ds:schemaRef ds:uri="230e9df3-be65-4c73-a93b-d1236ebd677e"/>
+  </ds:schemaRefs>
+</ds:datastoreItem>
+</file>
+
+<file path=customXml/itemProps3.xml><?xml version="1.0" encoding="utf-8"?>
 <ds:datastoreItem xmlns:ds="http://schemas.openxmlformats.org/officeDocument/2006/customXml" ds:itemID="{026E2189-D211-4EF3-B5FA-5B78FBAFE6F6}">
   <ds:schemaRefs>
     <ds:schemaRef ds:uri="http://schemas.microsoft.com/office/2006/metadata/contentType"/>
@@ -5969,22 +6163,10 @@
 </ds:datastoreItem>
 </file>
 
-<file path=customXml/itemProps3.xml><?xml version="1.0" encoding="utf-8"?>
-<ds:datastoreItem xmlns:ds="http://schemas.openxmlformats.org/officeDocument/2006/customXml" ds:itemID="{9725D2C8-6850-4290-ADCF-6EF21E5F611C}">
+<file path=customXml/itemProps4.xml><?xml version="1.0" encoding="utf-8"?>
+<ds:datastoreItem xmlns:ds="http://schemas.openxmlformats.org/officeDocument/2006/customXml" ds:itemID="{8F9E5E02-5818-4E45-A5BC-64F98CD5E1AF}">
   <ds:schemaRefs>
-    <ds:schemaRef ds:uri="http://schemas.microsoft.com/office/2006/metadata/properties"/>
-    <ds:schemaRef ds:uri="http://schemas.microsoft.com/office/infopath/2007/PartnerControls"/>
-    <ds:schemaRef ds:uri="http://schemas.microsoft.com/sharepoint/v3"/>
-    <ds:schemaRef ds:uri="71af3243-3dd4-4a8d-8c0d-dd76da1f02a5"/>
-    <ds:schemaRef ds:uri="230e9df3-be65-4c73-a93b-d1236ebd677e"/>
-  </ds:schemaRefs>
-</ds:datastoreItem>
-</file>
-
-<file path=customXml/itemProps4.xml><?xml version="1.0" encoding="utf-8"?>
-<ds:datastoreItem xmlns:ds="http://schemas.openxmlformats.org/officeDocument/2006/customXml" ds:itemID="{51DC95FE-2BE6-460C-9B2E-B7960BEA6BD9}">
-  <ds:schemaRefs>
-    <ds:schemaRef ds:uri="http://schemas.microsoft.com/sharepoint/v3/contenttype/forms"/>
+    <ds:schemaRef ds:uri="http://schemas.openxmlformats.org/officeDocument/2006/bibliography"/>
   </ds:schemaRefs>
 </ds:datastoreItem>
 </file>

--- a/files/Zinan_Liang_Academic_CV.docx
+++ b/files/Zinan_Liang_Academic_CV.docx
@@ -152,7 +152,7 @@
             <w:pPr>
               <w:jc w:val="center"/>
               <w:rPr>
-                <w:rFonts w:asciiTheme="majorHAnsi" w:hAnsiTheme="majorHAnsi"/>
+                <w:rFonts w:asciiTheme="majorHAnsi" w:hAnsiTheme="majorHAnsi" w:hint="eastAsia"/>
                 <w:b/>
                 <w:bCs/>
                 <w:sz w:val="20"/>
@@ -162,14 +162,14 @@
             </w:pPr>
             <w:r>
               <w:rPr>
-                <w:rFonts w:asciiTheme="majorHAnsi" w:hAnsiTheme="majorHAnsi"/>
+                <w:rFonts w:asciiTheme="majorHAnsi" w:hAnsiTheme="majorHAnsi" w:hint="eastAsia"/>
                 <w:b/>
                 <w:bCs/>
                 <w:sz w:val="20"/>
                 <w:szCs w:val="20"/>
                 <w:lang w:eastAsia="zh-TW"/>
               </w:rPr>
-              <w:t>GitHub</w:t>
+              <w:t>Website</w:t>
             </w:r>
           </w:p>
         </w:tc>
@@ -266,35 +266,13 @@
             <w:pPr>
               <w:jc w:val="center"/>
               <w:rPr>
-                <w:rFonts w:asciiTheme="minorHAnsi" w:hAnsiTheme="minorHAnsi"/>
-                <w:sz w:val="20"/>
-                <w:szCs w:val="20"/>
-                <w:lang w:eastAsia="zh-TW"/>
-              </w:rPr>
-            </w:pPr>
-            <w:hyperlink r:id="rId12">
-              <w:r>
-                <w:rPr>
-                  <w:rStyle w:val="Hyperlink"/>
-                  <w:rFonts w:asciiTheme="minorHAnsi" w:eastAsia="Times New Roman" w:hAnsiTheme="minorHAnsi"/>
-                  <w:sz w:val="20"/>
-                  <w:szCs w:val="20"/>
-                </w:rPr>
-                <w:t>https://github.com/TsinamLeung</w:t>
-              </w:r>
-            </w:hyperlink>
-          </w:p>
-          <w:p>
-            <w:pPr>
-              <w:jc w:val="center"/>
-              <w:rPr>
                 <w:rFonts w:asciiTheme="minorHAnsi" w:eastAsia="Times New Roman" w:hAnsiTheme="minorHAnsi"/>
                 <w:sz w:val="20"/>
                 <w:szCs w:val="20"/>
                 <w:lang w:eastAsia="zh-TW"/>
               </w:rPr>
             </w:pPr>
-            <w:hyperlink r:id="rId13">
+            <w:hyperlink r:id="rId12">
               <w:r>
                 <w:rPr>
                   <w:rStyle w:val="Hyperlink"/>
@@ -332,12 +310,12 @@
       </w:tblPr>
       <w:tblGrid>
         <w:gridCol w:w="3758"/>
-        <w:gridCol w:w="2785"/>
+        <w:gridCol w:w="2430"/>
+        <w:gridCol w:w="355"/>
         <w:gridCol w:w="462"/>
         <w:gridCol w:w="686"/>
-        <w:gridCol w:w="247"/>
-        <w:gridCol w:w="142"/>
-        <w:gridCol w:w="1943"/>
+        <w:gridCol w:w="956"/>
+        <w:gridCol w:w="1376"/>
       </w:tblGrid>
       <w:tr>
         <w:trPr>
@@ -346,7 +324,7 @@
         <w:tc>
           <w:tcPr>
             <w:tcW w:w="7005" w:type="dxa"/>
-            <w:gridSpan w:val="3"/>
+            <w:gridSpan w:val="4"/>
             <w:tcBorders>
               <w:top w:val="single" w:sz="12" w:space="0" w:color="000000" w:themeColor="text1"/>
               <w:left w:val="nil"/>
@@ -402,7 +380,7 @@
         <w:tc>
           <w:tcPr>
             <w:tcW w:w="3018" w:type="dxa"/>
-            <w:gridSpan w:val="4"/>
+            <w:gridSpan w:val="3"/>
             <w:tcBorders>
               <w:top w:val="single" w:sz="12" w:space="0" w:color="000000" w:themeColor="text1"/>
               <w:left w:val="nil"/>
@@ -440,7 +418,7 @@
         <w:tc>
           <w:tcPr>
             <w:tcW w:w="7005" w:type="dxa"/>
-            <w:gridSpan w:val="3"/>
+            <w:gridSpan w:val="4"/>
             <w:tcBorders>
               <w:top w:val="none" w:sz="12" w:space="0" w:color="000000" w:themeColor="text1"/>
               <w:left w:val="none" w:sz="4" w:space="0" w:color="000000" w:themeColor="text1"/>
@@ -460,14 +438,42 @@
                 <w:i/>
                 <w:iCs/>
               </w:rPr>
-              <w:t>MA(Research) of Linguistic</w:t>
+              <w:t>MA</w:t>
+            </w:r>
+            <w:r>
+              <w:rPr>
+                <w:i/>
+                <w:iCs/>
+              </w:rPr>
+              <w:t xml:space="preserve"> </w:t>
+            </w:r>
+            <w:r>
+              <w:rPr>
+                <w:i/>
+                <w:iCs/>
+              </w:rPr>
+              <w:t xml:space="preserve">(Research) </w:t>
+            </w:r>
+            <w:r>
+              <w:rPr>
+                <w:i/>
+                <w:iCs/>
+              </w:rPr>
+              <w:t>in</w:t>
+            </w:r>
+            <w:r>
+              <w:rPr>
+                <w:i/>
+                <w:iCs/>
+              </w:rPr>
+              <w:t xml:space="preserve"> Linguistic</w:t>
             </w:r>
           </w:p>
         </w:tc>
         <w:tc>
           <w:tcPr>
             <w:tcW w:w="3018" w:type="dxa"/>
-            <w:gridSpan w:val="4"/>
+            <w:gridSpan w:val="3"/>
             <w:tcBorders>
               <w:top w:val="none" w:sz="12" w:space="0" w:color="000000" w:themeColor="text1"/>
               <w:left w:val="none" w:sz="4" w:space="0" w:color="000000" w:themeColor="text1"/>
@@ -505,7 +511,7 @@
         <w:tc>
           <w:tcPr>
             <w:tcW w:w="7005" w:type="dxa"/>
-            <w:gridSpan w:val="3"/>
+            <w:gridSpan w:val="4"/>
             <w:tcBorders>
               <w:top w:val="dotted" w:sz="12" w:space="0" w:color="000000" w:themeColor="text1"/>
               <w:left w:val="nil"/>
@@ -552,7 +558,7 @@
         <w:tc>
           <w:tcPr>
             <w:tcW w:w="3018" w:type="dxa"/>
-            <w:gridSpan w:val="4"/>
+            <w:gridSpan w:val="3"/>
             <w:tcBorders>
               <w:top w:val="dotted" w:sz="12" w:space="0" w:color="000000" w:themeColor="text1"/>
               <w:left w:val="nil"/>
@@ -590,7 +596,7 @@
         <w:tc>
           <w:tcPr>
             <w:tcW w:w="7005" w:type="dxa"/>
-            <w:gridSpan w:val="3"/>
+            <w:gridSpan w:val="4"/>
             <w:tcBorders>
               <w:top w:val="none" w:sz="4" w:space="0" w:color="000000" w:themeColor="text1"/>
               <w:left w:val="none" w:sz="4" w:space="0" w:color="000000" w:themeColor="text1"/>
@@ -646,7 +652,7 @@
         <w:tc>
           <w:tcPr>
             <w:tcW w:w="3018" w:type="dxa"/>
-            <w:gridSpan w:val="4"/>
+            <w:gridSpan w:val="3"/>
             <w:tcBorders>
               <w:top w:val="none" w:sz="4" w:space="0" w:color="000000" w:themeColor="text1"/>
               <w:left w:val="none" w:sz="4" w:space="0" w:color="000000" w:themeColor="text1"/>
@@ -726,177 +732,287 @@
               <w:spacing w:after="22" w:line="240" w:lineRule="auto"/>
               <w:ind w:left="317" w:hanging="202"/>
               <w:rPr>
-                <w:rFonts w:ascii="Times New Roman" w:hAnsi="Times New Roman" w:cs="Times New Roman"/>
+                <w:rFonts w:ascii="Century Schoolbook" w:hAnsi="Century Schoolbook" w:cs="Times New Roman"/>
                 <w:sz w:val="24"/>
                 <w:szCs w:val="24"/>
               </w:rPr>
             </w:pPr>
             <w:r>
+              <w:rPr>
+                <w:rFonts w:ascii="Century Schoolbook" w:hAnsi="Century Schoolbook" w:cs="Times New Roman"/>
+                <w:color w:val="1F2933"/>
+                <w:sz w:val="24"/>
+                <w:szCs w:val="24"/>
+              </w:rPr>
+              <w:t>Sinitic linguistics on Yue (Cantonese) focusing on language contact.</w:t>
+            </w:r>
+          </w:p>
+          <w:p>
+            <w:pPr>
+              <w:pStyle w:val="ListBullet"/>
+              <w:spacing w:after="22" w:line="240" w:lineRule="auto"/>
+              <w:ind w:left="317" w:hanging="202"/>
+              <w:rPr>
+                <w:rFonts w:ascii="Century Schoolbook" w:hAnsi="Century Schoolbook" w:cs="Times New Roman"/>
+                <w:sz w:val="24"/>
+                <w:szCs w:val="24"/>
+              </w:rPr>
+            </w:pPr>
+            <w:r>
+              <w:rPr>
+                <w:rFonts w:ascii="Century Schoolbook" w:hAnsi="Century Schoolbook" w:cs="Times New Roman"/>
+                <w:sz w:val="24"/>
+                <w:szCs w:val="24"/>
+              </w:rPr>
+              <w:t>Typology variation in Sinitic varieties.</w:t>
+            </w:r>
+          </w:p>
+          <w:p>
+            <w:pPr>
+              <w:pStyle w:val="ListBullet"/>
+              <w:spacing w:after="22" w:line="240" w:lineRule="auto"/>
+              <w:ind w:left="317" w:hanging="202"/>
+              <w:rPr>
+                <w:rFonts w:ascii="Century Schoolbook" w:hAnsi="Century Schoolbook" w:cs="Times New Roman"/>
+                <w:sz w:val="24"/>
+                <w:szCs w:val="24"/>
+              </w:rPr>
+            </w:pPr>
+            <w:r>
+              <w:rPr>
+                <w:rFonts w:ascii="Century Schoolbook" w:hAnsi="Century Schoolbook" w:cs="Times New Roman"/>
+                <w:color w:val="1F2933"/>
+                <w:sz w:val="24"/>
+                <w:szCs w:val="24"/>
+              </w:rPr>
+              <w:t>digital linguistic infrastructure for Yue varieties (Corpus; Romanization).</w:t>
+            </w:r>
+          </w:p>
+          <w:p>
+            <w:pPr>
+              <w:pStyle w:val="ListBullet"/>
+              <w:spacing w:after="22" w:line="240" w:lineRule="auto"/>
+              <w:ind w:left="317" w:hanging="202"/>
+              <w:rPr>
+                <w:rFonts w:ascii="Century Schoolbook" w:hAnsi="Century Schoolbook" w:cs="Times New Roman"/>
+                <w:sz w:val="24"/>
+                <w:szCs w:val="24"/>
+              </w:rPr>
+            </w:pPr>
+            <w:r>
+              <w:rPr>
+                <w:rFonts w:ascii="Century Schoolbook" w:hAnsi="Century Schoolbook" w:cs="Times New Roman"/>
+                <w:color w:val="1F2933"/>
+                <w:sz w:val="24"/>
+                <w:szCs w:val="24"/>
+              </w:rPr>
+              <w:t>Corpus linguistics, lexical-resource development, and language technology for under-resourced languages.</w:t>
+            </w:r>
+          </w:p>
+          <w:p>
+            <w:pPr>
+              <w:pStyle w:val="Professionaltitle"/>
+              <w:rPr>
+                <w:rFonts w:ascii="Tahoma" w:eastAsia="Tahoma" w:hAnsi="Tahoma" w:cs="Tahoma"/>
+              </w:rPr>
+            </w:pPr>
+            <w:r>
+              <w:rPr>
+                <w:rFonts w:ascii="Tahoma" w:eastAsia="Tahoma" w:hAnsi="Tahoma" w:cs="Tahoma"/>
+              </w:rPr>
+              <w:t>Conference/Publication</w:t>
+            </w:r>
+          </w:p>
+        </w:tc>
+      </w:tr>
+      <w:tr>
+        <w:trPr>
+          <w:trHeight w:val="300"/>
+        </w:trPr>
+        <w:tc>
+          <w:tcPr>
+            <w:tcW w:w="10023" w:type="dxa"/>
+            <w:gridSpan w:val="7"/>
+            <w:tcBorders>
+              <w:top w:val="nil"/>
+              <w:left w:val="nil"/>
+              <w:bottom w:val="dashSmallGap" w:sz="4" w:space="0" w:color="auto"/>
+              <w:right w:val="nil"/>
+            </w:tcBorders>
+          </w:tcPr>
+          <w:tbl>
+            <w:tblPr>
+              <w:tblStyle w:val="TableGrid"/>
+              <w:tblW w:w="0" w:type="auto"/>
+              <w:tblInd w:w="35" w:type="dxa"/>
+              <w:tblBorders>
+                <w:top w:val="none" w:sz="0" w:space="0" w:color="auto"/>
+                <w:left w:val="none" w:sz="0" w:space="0" w:color="auto"/>
+                <w:bottom w:val="none" w:sz="0" w:space="0" w:color="auto"/>
+                <w:right w:val="none" w:sz="0" w:space="0" w:color="auto"/>
+                <w:insideH w:val="none" w:sz="0" w:space="0" w:color="auto"/>
+                <w:insideV w:val="none" w:sz="0" w:space="0" w:color="auto"/>
+              </w:tblBorders>
+              <w:tblLook w:val="04A0" w:firstRow="1" w:lastRow="0" w:firstColumn="1" w:lastColumn="0" w:noHBand="0" w:noVBand="1"/>
+            </w:tblPr>
+            <w:tblGrid>
+              <w:gridCol w:w="8227"/>
+              <w:gridCol w:w="1535"/>
+            </w:tblGrid>
+            <w:tr>
+              <w:tc>
+                <w:tcPr>
+                  <w:tcW w:w="8227" w:type="dxa"/>
+                </w:tcPr>
+                <w:p>
+                  <w:pPr>
+                    <w:pStyle w:val="Subtitle"/>
+                    <w:rPr>
+                      <w:color w:val="262626" w:themeColor="text1" w:themeTint="D9"/>
+                      <w:sz w:val="24"/>
+                      <w:szCs w:val="24"/>
+                    </w:rPr>
+                  </w:pPr>
+                  <w:r>
+                    <w:rPr>
+                      <w:color w:val="262626" w:themeColor="text1" w:themeTint="D9"/>
+                    </w:rPr>
+                    <w:t>32nd Annual Conference of the International Association of Chinese</w:t>
+                  </w:r>
+                  <w:r>
+                    <w:rPr>
+                      <w:color w:val="262626" w:themeColor="text1" w:themeTint="D9"/>
+                    </w:rPr>
+                    <w:t xml:space="preserve"> </w:t>
+                  </w:r>
+                  <w:r>
+                    <w:rPr>
+                      <w:color w:val="262626" w:themeColor="text1" w:themeTint="D9"/>
+                    </w:rPr>
+                    <w:t>Linguistics</w:t>
+                  </w:r>
+                  <w:r>
+                    <w:rPr>
+                      <w:color w:val="262626" w:themeColor="text1" w:themeTint="D9"/>
+                    </w:rPr>
+                    <w:t xml:space="preserve"> </w:t>
+                  </w:r>
+                  <w:r>
+                    <w:rPr>
+                      <w:color w:val="262626" w:themeColor="text1" w:themeTint="D9"/>
+                    </w:rPr>
+                    <w:t>(IACL-32)</w:t>
+                  </w:r>
+                  <w:r>
+                    <w:rPr>
+                      <w:color w:val="262626" w:themeColor="text1" w:themeTint="D9"/>
+                    </w:rPr>
+                    <w:t>, Guangzhou</w:t>
+                  </w:r>
+                </w:p>
+              </w:tc>
+              <w:tc>
+                <w:tcPr>
+                  <w:tcW w:w="1535" w:type="dxa"/>
+                </w:tcPr>
+                <w:p>
+                  <w:pPr>
+                    <w:pStyle w:val="Subtitle"/>
+                    <w:jc w:val="right"/>
+                    <w:rPr>
+                      <w:rFonts w:asciiTheme="minorHAnsi" w:hAnsiTheme="minorHAnsi"/>
+                      <w:i/>
+                      <w:iCs/>
+                      <w:color w:val="262626" w:themeColor="text1" w:themeTint="D9"/>
+                    </w:rPr>
+                  </w:pPr>
+                  <w:r>
+                    <w:rPr>
+                      <w:rFonts w:asciiTheme="minorHAnsi" w:hAnsiTheme="minorHAnsi"/>
+                      <w:i/>
+                      <w:iCs/>
+                      <w:color w:val="262626" w:themeColor="text1" w:themeTint="D9"/>
+                    </w:rPr>
+                    <w:t>June 2026</w:t>
+                  </w:r>
+                </w:p>
+              </w:tc>
+            </w:tr>
+            <w:tr>
+              <w:tc>
+                <w:tcPr>
+                  <w:tcW w:w="9762" w:type="dxa"/>
+                  <w:gridSpan w:val="2"/>
+                </w:tcPr>
+                <w:p>
+                  <w:pPr>
+                    <w:pStyle w:val="ListBullet"/>
+                    <w:tabs>
+                      <w:tab w:val="clear" w:pos="360"/>
+                      <w:tab w:val="num" w:pos="462"/>
+                    </w:tabs>
+                    <w:ind w:hanging="181"/>
+                    <w:rPr>
+                      <w:rFonts w:ascii="Times New Roman" w:hAnsi="Times New Roman" w:cs="Times New Roman"/>
+                      <w:sz w:val="24"/>
+                      <w:szCs w:val="24"/>
+                    </w:rPr>
+                  </w:pPr>
+                  <w:r>
+                    <w:rPr>
+                      <w:rFonts w:ascii="Times New Roman" w:hAnsi="Times New Roman" w:cs="Times New Roman"/>
+                      <w:sz w:val="24"/>
+                      <w:szCs w:val="24"/>
+                      <w:lang w:eastAsia="zh-TW"/>
+                    </w:rPr>
+                    <w:t>Liang, Zinan and</w:t>
+                  </w:r>
+                  <w:r>
+                    <w:rPr>
+                      <w:rFonts w:ascii="Times New Roman" w:hAnsi="Times New Roman" w:cs="Times New Roman"/>
+                      <w:sz w:val="24"/>
+                      <w:szCs w:val="24"/>
+                    </w:rPr>
+                    <w:t xml:space="preserve"> Ching-Hei Yim.</w:t>
+                  </w:r>
+                  <w:r>
+                    <w:rPr>
+                      <w:rFonts w:ascii="Times New Roman" w:hAnsi="Times New Roman" w:cs="Times New Roman"/>
+                      <w:sz w:val="24"/>
+                      <w:szCs w:val="24"/>
+                      <w:lang w:eastAsia="zh-TW"/>
+                    </w:rPr>
+                    <w:t xml:space="preserve"> </w:t>
+                  </w:r>
+                  <w:r>
+                    <w:rPr>
+                      <w:rFonts w:ascii="Times New Roman" w:hAnsi="Times New Roman" w:cs="Times New Roman"/>
+                      <w:sz w:val="24"/>
+                      <w:szCs w:val="24"/>
+                    </w:rPr>
+                    <w:t xml:space="preserve">“A typology of ‘finger’ as ‘little hand’: a shared morphological strategy in Western Yue-speaking Region.” </w:t>
+                  </w:r>
+                </w:p>
+              </w:tc>
+            </w:tr>
+          </w:tbl>
+          <w:p>
+            <w:pPr>
+              <w:pStyle w:val="ListBullet"/>
+              <w:numPr>
+                <w:ilvl w:val="0"/>
+                <w:numId w:val="0"/>
+              </w:numPr>
+              <w:spacing w:after="22" w:line="240" w:lineRule="auto"/>
+              <w:ind w:left="360" w:hanging="360"/>
               <w:rPr>
                 <w:rFonts w:ascii="Times New Roman" w:hAnsi="Times New Roman" w:cs="Times New Roman"/>
                 <w:color w:val="1F2933"/>
                 <w:sz w:val="24"/>
                 <w:szCs w:val="24"/>
-              </w:rPr>
-              <w:t xml:space="preserve">Sinitic </w:t>
-            </w:r>
-            <w:r>
-              <w:rPr>
-                <w:rFonts w:ascii="Times New Roman" w:hAnsi="Times New Roman" w:cs="Times New Roman"/>
-                <w:color w:val="1F2933"/>
-                <w:sz w:val="24"/>
-                <w:szCs w:val="24"/>
-              </w:rPr>
-              <w:t>linguistics</w:t>
-            </w:r>
-            <w:r>
-              <w:rPr>
-                <w:rFonts w:ascii="Times New Roman" w:hAnsi="Times New Roman" w:cs="Times New Roman"/>
-                <w:color w:val="1F2933"/>
-                <w:sz w:val="24"/>
-                <w:szCs w:val="24"/>
-              </w:rPr>
-              <w:t xml:space="preserve"> on Yue (Cantonese) focusing on </w:t>
-            </w:r>
-            <w:r>
-              <w:rPr>
-                <w:rFonts w:ascii="Times New Roman" w:hAnsi="Times New Roman" w:cs="Times New Roman"/>
-                <w:color w:val="1F2933"/>
-                <w:sz w:val="24"/>
-                <w:szCs w:val="24"/>
-              </w:rPr>
-              <w:t>language contact.</w:t>
-            </w:r>
-          </w:p>
-          <w:p>
-            <w:pPr>
-              <w:pStyle w:val="ListBullet"/>
-              <w:spacing w:after="22" w:line="240" w:lineRule="auto"/>
-              <w:ind w:left="317" w:hanging="202"/>
-              <w:rPr>
-                <w:rFonts w:ascii="Times New Roman" w:hAnsi="Times New Roman" w:cs="Times New Roman"/>
-                <w:sz w:val="24"/>
-                <w:szCs w:val="24"/>
-              </w:rPr>
-            </w:pPr>
-            <w:r>
-              <w:rPr>
-                <w:rFonts w:ascii="Times New Roman" w:hAnsi="Times New Roman" w:cs="Times New Roman"/>
-                <w:sz w:val="24"/>
-                <w:szCs w:val="24"/>
-              </w:rPr>
-              <w:t>Typology variation in Sinitic varieties.</w:t>
-            </w:r>
-          </w:p>
-          <w:p>
-            <w:pPr>
-              <w:pStyle w:val="ListBullet"/>
-              <w:spacing w:after="22" w:line="240" w:lineRule="auto"/>
-              <w:ind w:left="317" w:hanging="202"/>
-              <w:rPr>
-                <w:rFonts w:ascii="Times New Roman" w:hAnsi="Times New Roman" w:cs="Times New Roman"/>
-                <w:sz w:val="24"/>
-                <w:szCs w:val="24"/>
-              </w:rPr>
-            </w:pPr>
-            <w:r>
-              <w:rPr>
-                <w:rFonts w:ascii="Times New Roman" w:hAnsi="Times New Roman" w:cs="Times New Roman"/>
-                <w:color w:val="1F2933"/>
-                <w:sz w:val="24"/>
-                <w:szCs w:val="24"/>
-              </w:rPr>
-              <w:t xml:space="preserve">digital </w:t>
-            </w:r>
-            <w:r>
-              <w:rPr>
-                <w:rFonts w:ascii="Times New Roman" w:hAnsi="Times New Roman" w:cs="Times New Roman"/>
-                <w:color w:val="1F2933"/>
-                <w:sz w:val="24"/>
-                <w:szCs w:val="24"/>
-              </w:rPr>
-              <w:t xml:space="preserve">linguistic </w:t>
-            </w:r>
-            <w:r>
-              <w:rPr>
-                <w:rFonts w:ascii="Times New Roman" w:hAnsi="Times New Roman" w:cs="Times New Roman"/>
-                <w:color w:val="1F2933"/>
-                <w:sz w:val="24"/>
-                <w:szCs w:val="24"/>
-              </w:rPr>
-              <w:t>infrastructure for Yue varieties</w:t>
-            </w:r>
-            <w:r>
-              <w:rPr>
-                <w:rFonts w:ascii="Times New Roman" w:hAnsi="Times New Roman" w:cs="Times New Roman"/>
-                <w:color w:val="1F2933"/>
-                <w:sz w:val="24"/>
-                <w:szCs w:val="24"/>
-              </w:rPr>
-              <w:t xml:space="preserve"> (Corpus; </w:t>
-            </w:r>
-            <w:r>
-              <w:rPr>
-                <w:rFonts w:ascii="Times New Roman" w:hAnsi="Times New Roman" w:cs="Times New Roman"/>
-                <w:color w:val="1F2933"/>
-                <w:sz w:val="24"/>
-                <w:szCs w:val="24"/>
-              </w:rPr>
-              <w:t>Romanization</w:t>
-            </w:r>
-            <w:r>
-              <w:rPr>
-                <w:rFonts w:ascii="Times New Roman" w:hAnsi="Times New Roman" w:cs="Times New Roman"/>
-                <w:color w:val="1F2933"/>
-                <w:sz w:val="24"/>
-                <w:szCs w:val="24"/>
-              </w:rPr>
-              <w:t>)</w:t>
-            </w:r>
-            <w:r>
-              <w:rPr>
-                <w:rFonts w:ascii="Times New Roman" w:hAnsi="Times New Roman" w:cs="Times New Roman"/>
-                <w:color w:val="1F2933"/>
-                <w:sz w:val="24"/>
-                <w:szCs w:val="24"/>
-              </w:rPr>
-              <w:t>.</w:t>
-            </w:r>
-          </w:p>
-          <w:p>
-            <w:pPr>
-              <w:pStyle w:val="ListBullet"/>
-              <w:spacing w:after="22" w:line="240" w:lineRule="auto"/>
-              <w:ind w:left="317" w:hanging="202"/>
-              <w:rPr>
-                <w:rFonts w:ascii="Times New Roman" w:hAnsi="Times New Roman" w:cs="Times New Roman"/>
-                <w:sz w:val="24"/>
-                <w:szCs w:val="24"/>
-              </w:rPr>
-            </w:pPr>
-            <w:r>
-              <w:rPr>
-                <w:rFonts w:ascii="Times New Roman" w:hAnsi="Times New Roman" w:cs="Times New Roman"/>
-                <w:color w:val="1F2933"/>
-                <w:sz w:val="24"/>
-                <w:szCs w:val="24"/>
-              </w:rPr>
-              <w:t>Corpus linguistics, lexical-resource development, and language technology for under-resourced languages.</w:t>
-            </w:r>
-          </w:p>
-          <w:p>
-            <w:pPr>
-              <w:pStyle w:val="Professionaltitle"/>
-              <w:rPr>
-                <w:rFonts w:ascii="Tahoma" w:eastAsia="Tahoma" w:hAnsi="Tahoma" w:cs="Tahoma"/>
-              </w:rPr>
-            </w:pPr>
-            <w:r>
-              <w:rPr>
-                <w:rFonts w:ascii="Tahoma" w:eastAsia="Tahoma" w:hAnsi="Tahoma" w:cs="Tahoma"/>
-              </w:rPr>
-              <w:t>Conference/Publication</w:t>
-            </w:r>
+                <w:lang w:eastAsia="zh-TW"/>
+              </w:rPr>
+            </w:pPr>
           </w:p>
         </w:tc>
       </w:tr>
@@ -906,10 +1022,10 @@
         </w:trPr>
         <w:tc>
           <w:tcPr>
-            <w:tcW w:w="8080" w:type="dxa"/>
+            <w:tcW w:w="8647" w:type="dxa"/>
             <w:gridSpan w:val="6"/>
             <w:tcBorders>
-              <w:top w:val="single" w:sz="12" w:space="0" w:color="auto"/>
+              <w:top w:val="dashSmallGap" w:sz="4" w:space="0" w:color="auto"/>
               <w:left w:val="nil"/>
               <w:bottom w:val="nil"/>
               <w:right w:val="nil"/>
@@ -919,30 +1035,22 @@
             <w:pPr>
               <w:pStyle w:val="Subtitle"/>
               <w:rPr>
-                <w:b/>
-                <w:bCs/>
-                <w:sz w:val="20"/>
-                <w:szCs w:val="20"/>
-                <w:lang w:eastAsia="zh-CN"/>
-              </w:rPr>
-            </w:pPr>
-            <w:r>
-              <w:rPr>
-                <w:b/>
-                <w:bCs/>
-                <w:sz w:val="20"/>
-                <w:szCs w:val="20"/>
-                <w:lang w:eastAsia="zh-CN"/>
-              </w:rPr>
-              <w:t>32nd Annual Conference of the International Association of Chinese Linguistics (IACL-32)</w:t>
+                <w:color w:val="262626" w:themeColor="text1" w:themeTint="D9"/>
+              </w:rPr>
+            </w:pPr>
+            <w:r>
+              <w:rPr>
+                <w:color w:val="262626" w:themeColor="text1" w:themeTint="D9"/>
+              </w:rPr>
+              <w:t>The Eighth Forum on Cantonese Linguistics (FoCaL-8), The University of Hong Kong</w:t>
             </w:r>
           </w:p>
         </w:tc>
         <w:tc>
           <w:tcPr>
-            <w:tcW w:w="1943" w:type="dxa"/>
+            <w:tcW w:w="1376" w:type="dxa"/>
             <w:tcBorders>
-              <w:top w:val="single" w:sz="12" w:space="0" w:color="auto"/>
+              <w:top w:val="dashSmallGap" w:sz="4" w:space="0" w:color="auto"/>
               <w:left w:val="nil"/>
               <w:bottom w:val="nil"/>
               <w:right w:val="nil"/>
@@ -953,20 +1061,14 @@
               <w:pStyle w:val="Subtitle"/>
               <w:jc w:val="right"/>
               <w:rPr>
-                <w:i/>
-                <w:iCs/>
-                <w:sz w:val="20"/>
-                <w:szCs w:val="20"/>
-              </w:rPr>
-            </w:pPr>
-            <w:r>
-              <w:rPr>
-                <w:i/>
-                <w:iCs/>
-                <w:sz w:val="20"/>
-                <w:szCs w:val="20"/>
-              </w:rPr>
-              <w:t>Jun 2026</w:t>
+                <w:color w:val="262626" w:themeColor="text1" w:themeTint="D9"/>
+              </w:rPr>
+            </w:pPr>
+            <w:r>
+              <w:rPr>
+                <w:color w:val="262626" w:themeColor="text1" w:themeTint="D9"/>
+              </w:rPr>
+              <w:t>June 2025</w:t>
             </w:r>
           </w:p>
         </w:tc>
@@ -982,28 +1084,101 @@
             <w:tcBorders>
               <w:top w:val="nil"/>
               <w:left w:val="nil"/>
-              <w:bottom w:val="single" w:sz="4" w:space="0" w:color="auto"/>
+              <w:bottom w:val="none" w:sz="4" w:space="0" w:color="000000" w:themeColor="text1"/>
               <w:right w:val="nil"/>
             </w:tcBorders>
           </w:tcPr>
           <w:p>
             <w:pPr>
-              <w:pStyle w:val="Subtitle"/>
-              <w:jc w:val="right"/>
-              <w:rPr>
-                <w:i/>
-                <w:iCs/>
-                <w:sz w:val="20"/>
-                <w:szCs w:val="20"/>
-              </w:rPr>
-            </w:pPr>
-            <w:r>
-              <w:rPr>
-                <w:sz w:val="20"/>
-                <w:szCs w:val="20"/>
-                <w:lang w:eastAsia="zh-CN"/>
-              </w:rPr>
-              <w:t>“A typology of ‘finger’ as ‘little hand’: a shared morphological strategy in Western Yue-speaking Region.” Co-presented with Ching-Hei Yim.</w:t>
+              <w:pStyle w:val="ListBullet"/>
+              <w:tabs>
+                <w:tab w:val="clear" w:pos="360"/>
+              </w:tabs>
+              <w:ind w:left="607" w:hanging="283"/>
+              <w:rPr>
+                <w:rFonts w:ascii="Times New Roman" w:hAnsi="Times New Roman" w:cs="Times New Roman"/>
+                <w:sz w:val="24"/>
+                <w:szCs w:val="24"/>
+                <w:lang w:eastAsia="zh-TW"/>
+              </w:rPr>
+            </w:pPr>
+            <w:proofErr w:type="spellStart"/>
+            <w:r>
+              <w:rPr>
+                <w:rFonts w:ascii="Times New Roman" w:hAnsi="Times New Roman" w:cs="Times New Roman"/>
+                <w:sz w:val="24"/>
+                <w:szCs w:val="24"/>
+              </w:rPr>
+              <w:t>Tsinam</w:t>
+            </w:r>
+            <w:proofErr w:type="spellEnd"/>
+            <w:r>
+              <w:rPr>
+                <w:rFonts w:ascii="Times New Roman" w:hAnsi="Times New Roman" w:cs="Times New Roman"/>
+                <w:sz w:val="24"/>
+                <w:szCs w:val="24"/>
+              </w:rPr>
+              <w:t xml:space="preserve"> Leung. </w:t>
+            </w:r>
+            <w:r>
+              <w:rPr>
+                <w:rFonts w:ascii="Times New Roman" w:hAnsi="Times New Roman" w:cs="Times New Roman"/>
+                <w:sz w:val="24"/>
+                <w:szCs w:val="24"/>
+                <w:lang w:eastAsia="zh-TW"/>
+              </w:rPr>
+              <w:t>“</w:t>
+            </w:r>
+            <w:r>
+              <w:rPr>
+                <w:rFonts w:ascii="Times New Roman" w:hAnsi="Times New Roman" w:cs="Times New Roman"/>
+                <w:sz w:val="24"/>
+                <w:szCs w:val="24"/>
+              </w:rPr>
+              <w:t>The Establishing Function of “</w:t>
+            </w:r>
+            <w:r>
+              <w:rPr>
+                <w:rFonts w:ascii="Times New Roman" w:eastAsia="Microsoft JhengHei" w:hAnsi="Times New Roman" w:cs="Times New Roman"/>
+                <w:sz w:val="24"/>
+                <w:szCs w:val="24"/>
+              </w:rPr>
+              <w:t>箇</w:t>
+            </w:r>
+            <w:r>
+              <w:rPr>
+                <w:rFonts w:ascii="Times New Roman" w:hAnsi="Times New Roman" w:cs="Times New Roman"/>
+                <w:sz w:val="24"/>
+                <w:szCs w:val="24"/>
+              </w:rPr>
+              <w:t>” (</w:t>
+            </w:r>
+            <w:proofErr w:type="spellStart"/>
+            <w:r>
+              <w:rPr>
+                <w:rFonts w:ascii="Times New Roman" w:hAnsi="Times New Roman" w:cs="Times New Roman"/>
+                <w:sz w:val="24"/>
+                <w:szCs w:val="24"/>
+              </w:rPr>
+              <w:t>ge</w:t>
+            </w:r>
+            <w:proofErr w:type="spellEnd"/>
+            <w:r>
+              <w:rPr>
+                <w:rFonts w:ascii="Times New Roman" w:hAnsi="Times New Roman" w:cs="Times New Roman"/>
+                <w:sz w:val="24"/>
+                <w:szCs w:val="24"/>
+              </w:rPr>
+              <w:t>) in Southern Chinese Dialects.</w:t>
+            </w:r>
+            <w:r>
+              <w:rPr>
+                <w:rFonts w:ascii="Times New Roman" w:hAnsi="Times New Roman" w:cs="Times New Roman"/>
+                <w:sz w:val="24"/>
+                <w:szCs w:val="24"/>
+                <w:lang w:eastAsia="zh-TW"/>
+              </w:rPr>
+              <w:t>”</w:t>
             </w:r>
           </w:p>
         </w:tc>
@@ -1014,10 +1189,10 @@
         </w:trPr>
         <w:tc>
           <w:tcPr>
-            <w:tcW w:w="7938" w:type="dxa"/>
-            <w:gridSpan w:val="5"/>
+            <w:tcW w:w="6188" w:type="dxa"/>
+            <w:gridSpan w:val="2"/>
             <w:tcBorders>
-              <w:top w:val="single" w:sz="4" w:space="0" w:color="auto"/>
+              <w:top w:val="dashSmallGap" w:sz="4" w:space="0" w:color="auto"/>
               <w:left w:val="nil"/>
               <w:bottom w:val="none" w:sz="4" w:space="0" w:color="000000" w:themeColor="text1"/>
               <w:right w:val="nil"/>
@@ -1027,41 +1202,25 @@
             <w:pPr>
               <w:pStyle w:val="Subtitle"/>
               <w:rPr>
-                <w:b/>
-                <w:bCs/>
-                <w:sz w:val="20"/>
-                <w:szCs w:val="20"/>
-                <w:lang w:eastAsia="zh-CN"/>
-              </w:rPr>
-            </w:pPr>
-            <w:r>
-              <w:rPr>
-                <w:b/>
-                <w:bCs/>
-                <w:sz w:val="20"/>
-                <w:szCs w:val="20"/>
-                <w:lang w:eastAsia="zh-CN"/>
+                <w:color w:val="262626" w:themeColor="text1" w:themeTint="D9"/>
+              </w:rPr>
+            </w:pPr>
+            <w:r>
+              <w:rPr>
+                <w:color w:val="262626" w:themeColor="text1" w:themeTint="D9"/>
               </w:rPr>
               <w:t>The 27</w:t>
             </w:r>
             <w:r>
               <w:rPr>
-                <w:b/>
-                <w:bCs/>
-                <w:sz w:val="20"/>
-                <w:szCs w:val="20"/>
+                <w:color w:val="262626" w:themeColor="text1" w:themeTint="D9"/>
                 <w:vertAlign w:val="superscript"/>
-                <w:lang w:eastAsia="zh-CN"/>
               </w:rPr>
               <w:t>th</w:t>
             </w:r>
             <w:r>
               <w:rPr>
-                <w:b/>
-                <w:bCs/>
-                <w:sz w:val="20"/>
-                <w:szCs w:val="20"/>
-                <w:lang w:eastAsia="zh-CN"/>
+                <w:color w:val="262626" w:themeColor="text1" w:themeTint="D9"/>
               </w:rPr>
               <w:t xml:space="preserve"> International Conference on Yue Dialect</w:t>
             </w:r>
@@ -1069,10 +1228,10 @@
         </w:tc>
         <w:tc>
           <w:tcPr>
-            <w:tcW w:w="2085" w:type="dxa"/>
-            <w:gridSpan w:val="2"/>
+            <w:tcW w:w="3835" w:type="dxa"/>
+            <w:gridSpan w:val="5"/>
             <w:tcBorders>
-              <w:top w:val="single" w:sz="4" w:space="0" w:color="auto"/>
+              <w:top w:val="dashSmallGap" w:sz="4" w:space="0" w:color="auto"/>
               <w:left w:val="nil"/>
               <w:bottom w:val="none" w:sz="4" w:space="0" w:color="000000" w:themeColor="text1"/>
               <w:right w:val="nil"/>
@@ -1083,20 +1242,26 @@
               <w:pStyle w:val="Subtitle"/>
               <w:jc w:val="right"/>
               <w:rPr>
-                <w:i/>
-                <w:iCs/>
-                <w:sz w:val="20"/>
-                <w:szCs w:val="20"/>
-              </w:rPr>
-            </w:pPr>
-            <w:r>
-              <w:rPr>
-                <w:i/>
-                <w:iCs/>
-                <w:sz w:val="20"/>
-                <w:szCs w:val="20"/>
-              </w:rPr>
-              <w:t>2024-11</w:t>
+                <w:color w:val="262626" w:themeColor="text1" w:themeTint="D9"/>
+              </w:rPr>
+            </w:pPr>
+            <w:r>
+              <w:rPr>
+                <w:color w:val="262626" w:themeColor="text1" w:themeTint="D9"/>
+              </w:rPr>
+              <w:t>Sep</w:t>
+            </w:r>
+            <w:r>
+              <w:rPr>
+                <w:color w:val="262626" w:themeColor="text1" w:themeTint="D9"/>
+              </w:rPr>
+              <w:t>t.</w:t>
+            </w:r>
+            <w:r>
+              <w:rPr>
+                <w:color w:val="262626" w:themeColor="text1" w:themeTint="D9"/>
+              </w:rPr>
+              <w:t xml:space="preserve"> 2024</w:t>
             </w:r>
           </w:p>
         </w:tc>
@@ -1118,45 +1283,63 @@
           </w:tcPr>
           <w:p>
             <w:pPr>
-              <w:pStyle w:val="Subtitle"/>
-              <w:rPr>
-                <w:sz w:val="20"/>
-                <w:szCs w:val="20"/>
-                <w:lang w:eastAsia="zh-CN"/>
-              </w:rPr>
-            </w:pPr>
-            <w:r>
-              <w:rPr>
-                <w:sz w:val="20"/>
-                <w:szCs w:val="20"/>
-                <w:lang w:eastAsia="zh-CN"/>
-              </w:rPr>
-              <w:t xml:space="preserve">    Liang, Zinan and Huang, </w:t>
+              <w:pStyle w:val="ListParagraph"/>
+              <w:numPr>
+                <w:ilvl w:val="0"/>
+                <w:numId w:val="17"/>
+              </w:numPr>
+              <w:ind w:hanging="283"/>
+              <w:rPr>
+                <w:b/>
+                <w:bCs/>
+              </w:rPr>
+            </w:pPr>
+            <w:r>
+              <w:t xml:space="preserve">Liang, Zinan and Huang, </w:t>
             </w:r>
             <w:proofErr w:type="spellStart"/>
             <w:r>
-              <w:rPr>
-                <w:sz w:val="20"/>
-                <w:szCs w:val="20"/>
-                <w:lang w:eastAsia="zh-CN"/>
-              </w:rPr>
               <w:t>Junxin</w:t>
             </w:r>
             <w:proofErr w:type="spellEnd"/>
             <w:r>
-              <w:rPr>
-                <w:sz w:val="20"/>
-                <w:szCs w:val="20"/>
-                <w:lang w:eastAsia="zh-CN"/>
-              </w:rPr>
               <w:t xml:space="preserve">. "Man1 in Ngzhau Cantonese: A Study of Language Contact between Yuehai and Goulou Yue." Buckeye East Asian Linguistics, vol. 9 (November 2024), p. 163-179. </w:t>
             </w:r>
-            <w:hyperlink r:id="rId14">
+            <w:hyperlink r:id="rId13">
               <w:r>
                 <w:rPr>
                   <w:rStyle w:val="Hyperlink"/>
+                  <w:color w:val="262626" w:themeColor="text1" w:themeTint="D9"/>
                 </w:rPr>
-                <w:t>https://kb.osu.edu/handle/1811/105414</w:t>
+                <w:t>https://kb.osu.e</w:t>
+              </w:r>
+              <w:r>
+                <w:rPr>
+                  <w:rStyle w:val="Hyperlink"/>
+                  <w:color w:val="262626" w:themeColor="text1" w:themeTint="D9"/>
+                </w:rPr>
+                <w:t>d</w:t>
+              </w:r>
+              <w:r>
+                <w:rPr>
+                  <w:rStyle w:val="Hyperlink"/>
+                  <w:color w:val="262626" w:themeColor="text1" w:themeTint="D9"/>
+                </w:rPr>
+                <w:t>u/h</w:t>
+              </w:r>
+              <w:r>
+                <w:rPr>
+                  <w:rStyle w:val="Hyperlink"/>
+                  <w:color w:val="262626" w:themeColor="text1" w:themeTint="D9"/>
+                </w:rPr>
+                <w:t>a</w:t>
+              </w:r>
+              <w:r>
+                <w:rPr>
+                  <w:rStyle w:val="Hyperlink"/>
+                  <w:color w:val="262626" w:themeColor="text1" w:themeTint="D9"/>
+                </w:rPr>
+                <w:t>ndle/1811/105414</w:t>
               </w:r>
             </w:hyperlink>
           </w:p>
@@ -1168,7 +1351,45 @@
         </w:trPr>
         <w:tc>
           <w:tcPr>
-            <w:tcW w:w="7938" w:type="dxa"/>
+            <w:tcW w:w="6188" w:type="dxa"/>
+            <w:gridSpan w:val="2"/>
+            <w:tcBorders>
+              <w:top w:val="dotted" w:sz="12" w:space="0" w:color="000000" w:themeColor="text1"/>
+              <w:left w:val="nil"/>
+              <w:bottom w:val="nil"/>
+              <w:right w:val="nil"/>
+            </w:tcBorders>
+          </w:tcPr>
+          <w:p>
+            <w:pPr>
+              <w:pStyle w:val="Subtitle"/>
+              <w:rPr>
+                <w:color w:val="262626" w:themeColor="text1" w:themeTint="D9"/>
+              </w:rPr>
+            </w:pPr>
+            <w:r>
+              <w:rPr>
+                <w:color w:val="262626" w:themeColor="text1" w:themeTint="D9"/>
+              </w:rPr>
+              <w:t>The 21st Workshop on Cantonese</w:t>
+            </w:r>
+            <w:r>
+              <w:rPr>
+                <w:color w:val="262626" w:themeColor="text1" w:themeTint="D9"/>
+              </w:rPr>
+              <w:t>, Hong Kong</w:t>
+            </w:r>
+            <w:r>
+              <w:rPr>
+                <w:color w:val="262626" w:themeColor="text1" w:themeTint="D9"/>
+              </w:rPr>
+              <w:t xml:space="preserve">  </w:t>
+            </w:r>
+          </w:p>
+        </w:tc>
+        <w:tc>
+          <w:tcPr>
+            <w:tcW w:w="3835" w:type="dxa"/>
             <w:gridSpan w:val="5"/>
             <w:tcBorders>
               <w:top w:val="dotted" w:sz="12" w:space="0" w:color="000000" w:themeColor="text1"/>
@@ -1180,53 +1401,14 @@
           <w:p>
             <w:pPr>
               <w:pStyle w:val="Subtitle"/>
-              <w:rPr>
-                <w:b/>
-                <w:bCs/>
-                <w:sz w:val="20"/>
-                <w:szCs w:val="20"/>
-              </w:rPr>
-            </w:pPr>
-            <w:r>
-              <w:rPr>
-                <w:b/>
-                <w:bCs/>
-                <w:sz w:val="20"/>
-                <w:szCs w:val="20"/>
-                <w:lang w:eastAsia="zh-CN"/>
-              </w:rPr>
-              <w:t xml:space="preserve">The 21st Workshop on Cantonese (WOC-21)  </w:t>
-            </w:r>
-          </w:p>
-        </w:tc>
-        <w:tc>
-          <w:tcPr>
-            <w:tcW w:w="2085" w:type="dxa"/>
-            <w:gridSpan w:val="2"/>
-            <w:tcBorders>
-              <w:top w:val="dotted" w:sz="12" w:space="0" w:color="000000" w:themeColor="text1"/>
-              <w:left w:val="nil"/>
-              <w:bottom w:val="nil"/>
-              <w:right w:val="nil"/>
-            </w:tcBorders>
-          </w:tcPr>
-          <w:p>
-            <w:pPr>
-              <w:pStyle w:val="Subtitle"/>
               <w:jc w:val="right"/>
               <w:rPr>
-                <w:i/>
-                <w:iCs/>
-                <w:sz w:val="20"/>
-                <w:szCs w:val="20"/>
-              </w:rPr>
-            </w:pPr>
-            <w:r>
-              <w:rPr>
-                <w:i/>
-                <w:iCs/>
-                <w:sz w:val="20"/>
-                <w:szCs w:val="20"/>
+                <w:color w:val="262626" w:themeColor="text1" w:themeTint="D9"/>
+              </w:rPr>
+            </w:pPr>
+            <w:r>
+              <w:rPr>
+                <w:color w:val="262626" w:themeColor="text1" w:themeTint="D9"/>
               </w:rPr>
               <w:t>June 26, 2021</w:t>
             </w:r>
@@ -1240,7 +1422,7 @@
         <w:tc>
           <w:tcPr>
             <w:tcW w:w="6543" w:type="dxa"/>
-            <w:gridSpan w:val="2"/>
+            <w:gridSpan w:val="3"/>
             <w:tcBorders>
               <w:top w:val="nil"/>
               <w:left w:val="nil"/>
@@ -1256,22 +1438,18 @@
                 <w:numId w:val="7"/>
               </w:numPr>
               <w:rPr>
-                <w:rFonts w:asciiTheme="minorHAnsi" w:hAnsiTheme="minorHAnsi"/>
                 <w:i/>
                 <w:iCs/>
-                <w:sz w:val="20"/>
-                <w:szCs w:val="20"/>
                 <w:lang w:eastAsia="zh-CN"/>
               </w:rPr>
             </w:pPr>
             <w:r>
               <w:rPr>
                 <w:rStyle w:val="Bold"/>
+                <w:rFonts w:ascii="Times New Roman" w:hAnsi="Times New Roman"/>
                 <w:b w:val="0"/>
                 <w:i/>
                 <w:iCs/>
-                <w:sz w:val="20"/>
-                <w:szCs w:val="20"/>
               </w:rPr>
               <w:t xml:space="preserve">The Construction and Implementation of the </w:t>
             </w:r>
@@ -1279,11 +1457,10 @@
             <w:r>
               <w:rPr>
                 <w:rStyle w:val="Bold"/>
+                <w:rFonts w:ascii="Times New Roman" w:hAnsi="Times New Roman"/>
                 <w:b w:val="0"/>
                 <w:i/>
                 <w:iCs/>
-                <w:sz w:val="20"/>
-                <w:szCs w:val="20"/>
               </w:rPr>
               <w:t>Jyutping</w:t>
             </w:r>
@@ -1291,11 +1468,10 @@
             <w:r>
               <w:rPr>
                 <w:rStyle w:val="Bold"/>
+                <w:rFonts w:ascii="Times New Roman" w:hAnsi="Times New Roman"/>
                 <w:b w:val="0"/>
                 <w:i/>
                 <w:iCs/>
-                <w:sz w:val="20"/>
-                <w:szCs w:val="20"/>
               </w:rPr>
               <w:t xml:space="preserve">++ </w:t>
             </w:r>
@@ -1304,7 +1480,7 @@
         <w:tc>
           <w:tcPr>
             <w:tcW w:w="3480" w:type="dxa"/>
-            <w:gridSpan w:val="5"/>
+            <w:gridSpan w:val="4"/>
             <w:tcBorders>
               <w:top w:val="nil"/>
               <w:left w:val="nil"/>
@@ -1318,8 +1494,6 @@
               <w:rPr>
                 <w:i/>
                 <w:iCs/>
-                <w:sz w:val="20"/>
-                <w:szCs w:val="20"/>
               </w:rPr>
             </w:pPr>
             <w:r>
@@ -1380,100 +1554,54 @@
                 <w:numId w:val="7"/>
               </w:numPr>
               <w:rPr>
-                <w:rFonts w:asciiTheme="minorHAnsi" w:hAnsiTheme="minorHAnsi"/>
                 <w:i/>
                 <w:iCs/>
-                <w:sz w:val="20"/>
-                <w:szCs w:val="20"/>
                 <w:lang w:eastAsia="zh-CN"/>
               </w:rPr>
             </w:pPr>
             <w:proofErr w:type="spellStart"/>
             <w:r>
-              <w:rPr>
-                <w:rFonts w:asciiTheme="minorHAnsi" w:hAnsiTheme="minorHAnsi"/>
-                <w:sz w:val="20"/>
-                <w:szCs w:val="20"/>
-              </w:rPr>
               <w:t>Jyutping</w:t>
             </w:r>
             <w:proofErr w:type="spellEnd"/>
             <w:r>
-              <w:rPr>
-                <w:rFonts w:asciiTheme="minorHAnsi" w:hAnsiTheme="minorHAnsi"/>
-                <w:sz w:val="20"/>
-                <w:szCs w:val="20"/>
-              </w:rPr>
               <w:t xml:space="preserve">++ is an extended </w:t>
             </w:r>
             <w:proofErr w:type="spellStart"/>
             <w:r>
-              <w:rPr>
-                <w:rFonts w:asciiTheme="minorHAnsi" w:hAnsiTheme="minorHAnsi"/>
-                <w:sz w:val="20"/>
-                <w:szCs w:val="20"/>
-              </w:rPr>
               <w:t>Jyutping</w:t>
             </w:r>
             <w:proofErr w:type="spellEnd"/>
             <w:r>
-              <w:rPr>
-                <w:rFonts w:asciiTheme="minorHAnsi" w:hAnsiTheme="minorHAnsi"/>
-                <w:sz w:val="20"/>
-                <w:szCs w:val="20"/>
-              </w:rPr>
               <w:t xml:space="preserve"> romanization schemes for Yue varieties. It extends the function of </w:t>
             </w:r>
             <w:proofErr w:type="spellStart"/>
             <w:r>
-              <w:rPr>
-                <w:rFonts w:asciiTheme="minorHAnsi" w:hAnsiTheme="minorHAnsi"/>
-                <w:sz w:val="20"/>
-                <w:szCs w:val="20"/>
-              </w:rPr>
               <w:t>Jyutping</w:t>
             </w:r>
             <w:proofErr w:type="spellEnd"/>
             <w:r>
-              <w:rPr>
-                <w:rFonts w:asciiTheme="minorHAnsi" w:hAnsiTheme="minorHAnsi"/>
-                <w:sz w:val="20"/>
-                <w:szCs w:val="20"/>
-              </w:rPr>
               <w:t xml:space="preserve"> to describe the Yue Language phonetic systems. This schema was applied to various Cantonese IME schema and dictionary of </w:t>
             </w:r>
             <w:proofErr w:type="spellStart"/>
             <w:r>
-              <w:rPr>
-                <w:rFonts w:asciiTheme="minorHAnsi" w:hAnsiTheme="minorHAnsi"/>
-                <w:sz w:val="20"/>
-                <w:szCs w:val="20"/>
-              </w:rPr>
               <w:t>Bakhoi</w:t>
             </w:r>
             <w:proofErr w:type="spellEnd"/>
             <w:r>
-              <w:rPr>
-                <w:rFonts w:asciiTheme="minorHAnsi" w:hAnsiTheme="minorHAnsi"/>
-                <w:sz w:val="20"/>
-                <w:szCs w:val="20"/>
-              </w:rPr>
+              <w:t xml:space="preserve"> </w:t>
+            </w:r>
+            <w:r>
               <w:t>(</w:t>
             </w:r>
             <w:r>
               <w:rPr>
-                <w:rFonts w:asciiTheme="minorHAnsi" w:hAnsiTheme="minorHAnsi"/>
-                <w:sz w:val="20"/>
-                <w:szCs w:val="20"/>
                 <w:lang w:eastAsia="zh-TW"/>
               </w:rPr>
               <w:t>北海白話字典</w:t>
             </w:r>
             <w:r>
               <w:rPr>
-                <w:rFonts w:asciiTheme="minorHAnsi" w:hAnsiTheme="minorHAnsi"/>
-                <w:sz w:val="20"/>
-                <w:szCs w:val="20"/>
                 <w:lang w:eastAsia="zh-TW"/>
               </w:rPr>
               <w:t xml:space="preserve">) and </w:t>
@@ -1481,9 +1609,6 @@
             <w:proofErr w:type="spellStart"/>
             <w:r>
               <w:rPr>
-                <w:rFonts w:asciiTheme="minorHAnsi" w:hAnsiTheme="minorHAnsi"/>
-                <w:sz w:val="20"/>
-                <w:szCs w:val="20"/>
                 <w:lang w:eastAsia="zh-TW"/>
               </w:rPr>
               <w:t>Hamzau</w:t>
@@ -1491,38 +1616,32 @@
             <w:proofErr w:type="spellEnd"/>
             <w:r>
               <w:rPr>
-                <w:rFonts w:asciiTheme="minorHAnsi" w:hAnsiTheme="minorHAnsi"/>
-                <w:sz w:val="20"/>
-                <w:szCs w:val="20"/>
                 <w:lang w:eastAsia="zh-TW"/>
               </w:rPr>
+              <w:t xml:space="preserve"> </w:t>
+            </w:r>
+            <w:r>
+              <w:rPr>
+                <w:lang w:eastAsia="zh-TW"/>
+              </w:rPr>
               <w:t>(</w:t>
             </w:r>
             <w:r>
               <w:rPr>
-                <w:rFonts w:asciiTheme="minorHAnsi" w:hAnsiTheme="minorHAnsi"/>
-                <w:sz w:val="20"/>
-                <w:szCs w:val="20"/>
                 <w:lang w:eastAsia="zh-TW"/>
               </w:rPr>
               <w:t>欽州白話字典</w:t>
             </w:r>
             <w:r>
               <w:rPr>
-                <w:rFonts w:asciiTheme="minorHAnsi" w:hAnsiTheme="minorHAnsi"/>
-                <w:sz w:val="20"/>
-                <w:szCs w:val="20"/>
                 <w:lang w:eastAsia="zh-TW"/>
               </w:rPr>
               <w:t>) and online Yue varieties dictionary (</w:t>
             </w:r>
-            <w:hyperlink r:id="rId15">
+            <w:hyperlink r:id="rId14">
               <w:r>
                 <w:rPr>
                   <w:rStyle w:val="Hyperlink"/>
-                  <w:rFonts w:asciiTheme="minorHAnsi" w:hAnsiTheme="minorHAnsi"/>
-                  <w:sz w:val="20"/>
-                  <w:szCs w:val="20"/>
                   <w:lang w:eastAsia="zh-TW"/>
                 </w:rPr>
                 <w:t>https://jyutdict.org</w:t>
@@ -1530,27 +1649,18 @@
             </w:hyperlink>
             <w:r>
               <w:rPr>
-                <w:rFonts w:asciiTheme="minorHAnsi" w:hAnsiTheme="minorHAnsi"/>
-                <w:sz w:val="20"/>
-                <w:szCs w:val="20"/>
                 <w:lang w:eastAsia="zh-TW"/>
               </w:rPr>
               <w:t>) (</w:t>
             </w:r>
             <w:r>
               <w:rPr>
-                <w:rFonts w:asciiTheme="minorHAnsi" w:hAnsiTheme="minorHAnsi"/>
-                <w:sz w:val="20"/>
-                <w:szCs w:val="20"/>
                 <w:lang w:eastAsia="zh-TW"/>
               </w:rPr>
               <w:t>泛粵大典</w:t>
             </w:r>
             <w:r>
               <w:rPr>
-                <w:rFonts w:asciiTheme="minorHAnsi" w:hAnsiTheme="minorHAnsi"/>
-                <w:sz w:val="20"/>
-                <w:szCs w:val="20"/>
                 <w:lang w:eastAsia="zh-TW"/>
               </w:rPr>
               <w:t>Pan-Cantonese Dictionary).</w:t>
@@ -1565,7 +1675,7 @@
         <w:tc>
           <w:tcPr>
             <w:tcW w:w="6543" w:type="dxa"/>
-            <w:gridSpan w:val="2"/>
+            <w:gridSpan w:val="3"/>
             <w:tcBorders>
               <w:top w:val="nil"/>
               <w:left w:val="nil"/>
@@ -1589,7 +1699,7 @@
         <w:tc>
           <w:tcPr>
             <w:tcW w:w="3480" w:type="dxa"/>
-            <w:gridSpan w:val="5"/>
+            <w:gridSpan w:val="4"/>
             <w:tcBorders>
               <w:top w:val="nil"/>
               <w:left w:val="nil"/>
@@ -1615,7 +1725,7 @@
         <w:tc>
           <w:tcPr>
             <w:tcW w:w="6543" w:type="dxa"/>
-            <w:gridSpan w:val="2"/>
+            <w:gridSpan w:val="3"/>
             <w:tcBorders>
               <w:top w:val="nil"/>
               <w:left w:val="nil"/>
@@ -1627,47 +1737,35 @@
             <w:pPr>
               <w:pStyle w:val="Subtitle"/>
               <w:rPr>
-                <w:b/>
-                <w:bCs/>
-                <w:sz w:val="20"/>
-                <w:szCs w:val="20"/>
+                <w:color w:val="262626" w:themeColor="text1" w:themeTint="D9"/>
               </w:rPr>
             </w:pPr>
             <w:proofErr w:type="spellStart"/>
             <w:r>
               <w:rPr>
-                <w:b/>
-                <w:bCs/>
-                <w:sz w:val="20"/>
-                <w:szCs w:val="20"/>
-              </w:rPr>
-              <w:t>T</w:t>
-            </w:r>
-            <w:r>
-              <w:rPr>
-                <w:b/>
-                <w:bCs/>
-                <w:sz w:val="20"/>
-                <w:szCs w:val="20"/>
-              </w:rPr>
-              <w:t>ypeDuck</w:t>
+                <w:color w:val="262626" w:themeColor="text1" w:themeTint="D9"/>
+              </w:rPr>
+              <w:t>TypeDuck</w:t>
             </w:r>
             <w:proofErr w:type="spellEnd"/>
             <w:r>
               <w:rPr>
-                <w:b/>
-                <w:bCs/>
-                <w:sz w:val="20"/>
-                <w:szCs w:val="20"/>
-              </w:rPr>
-              <w:t xml:space="preserve"> - Cantonese IME with multilingual dictionary</w:t>
+                <w:color w:val="262626" w:themeColor="text1" w:themeTint="D9"/>
+              </w:rPr>
+              <w:t xml:space="preserve"> -- C</w:t>
+            </w:r>
+            <w:r>
+              <w:rPr>
+                <w:color w:val="262626" w:themeColor="text1" w:themeTint="D9"/>
+              </w:rPr>
+              <w:t>antonese IME with multilingual dictionary</w:t>
             </w:r>
           </w:p>
         </w:tc>
         <w:tc>
           <w:tcPr>
             <w:tcW w:w="3480" w:type="dxa"/>
-            <w:gridSpan w:val="5"/>
+            <w:gridSpan w:val="4"/>
             <w:tcBorders>
               <w:top w:val="nil"/>
               <w:left w:val="nil"/>
@@ -1677,18 +1775,18 @@
           </w:tcPr>
           <w:p>
             <w:pPr>
-              <w:spacing w:line="259" w:lineRule="auto"/>
+              <w:pStyle w:val="Subtitle"/>
               <w:jc w:val="right"/>
               <w:rPr>
                 <w:rFonts w:eastAsia="Times New Roman"/>
+                <w:color w:val="262626" w:themeColor="text1" w:themeTint="D9"/>
               </w:rPr>
             </w:pPr>
             <w:r>
               <w:rPr>
                 <w:i/>
                 <w:iCs/>
-                <w:sz w:val="20"/>
-                <w:szCs w:val="20"/>
+                <w:color w:val="262626" w:themeColor="text1" w:themeTint="D9"/>
               </w:rPr>
               <w:t>Sept 2022 – Dec 2024</w:t>
             </w:r>
@@ -1770,6 +1868,7 @@
               </w:numPr>
             </w:pPr>
             <w:r>
+              <w:lastRenderedPageBreak/>
               <w:t>Developing a Cantonese Input Method Engine (IME) aimed at assisting Cantonese learners from diverse ethnic backgrounds. This IME is planned to be introduced in primary and middle schools in Hong Kong.</w:t>
             </w:r>
           </w:p>
@@ -1843,7 +1942,7 @@
         <w:tc>
           <w:tcPr>
             <w:tcW w:w="7691" w:type="dxa"/>
-            <w:gridSpan w:val="4"/>
+            <w:gridSpan w:val="5"/>
             <w:tcBorders>
               <w:top w:val="none" w:sz="12" w:space="0" w:color="000000" w:themeColor="text1"/>
               <w:left w:val="none" w:sz="4" w:space="0" w:color="000000" w:themeColor="text1"/>
@@ -1855,16 +1954,12 @@
             <w:pPr>
               <w:pStyle w:val="Subtitle"/>
               <w:rPr>
-                <w:b/>
-                <w:bCs/>
-              </w:rPr>
-            </w:pPr>
-            <w:r>
-              <w:rPr>
-                <w:b/>
-                <w:bCs/>
-                <w:sz w:val="20"/>
-                <w:szCs w:val="20"/>
+                <w:color w:val="262626" w:themeColor="text1" w:themeTint="D9"/>
+              </w:rPr>
+            </w:pPr>
+            <w:r>
+              <w:rPr>
+                <w:color w:val="262626" w:themeColor="text1" w:themeTint="D9"/>
               </w:rPr>
               <w:lastRenderedPageBreak/>
               <w:t>Chinese newspaper corpus system</w:t>
@@ -1874,7 +1969,7 @@
         <w:tc>
           <w:tcPr>
             <w:tcW w:w="2332" w:type="dxa"/>
-            <w:gridSpan w:val="3"/>
+            <w:gridSpan w:val="2"/>
             <w:tcBorders>
               <w:top w:val="none" w:sz="12" w:space="0" w:color="000000" w:themeColor="text1"/>
               <w:left w:val="none" w:sz="12" w:space="0" w:color="000000" w:themeColor="text1"/>
@@ -1974,7 +2069,7 @@
         <w:tc>
           <w:tcPr>
             <w:tcW w:w="7691" w:type="dxa"/>
-            <w:gridSpan w:val="4"/>
+            <w:gridSpan w:val="5"/>
             <w:tcBorders>
               <w:top w:val="none" w:sz="4" w:space="0" w:color="000000" w:themeColor="text1"/>
               <w:left w:val="nil"/>
@@ -2009,7 +2104,7 @@
         <w:tc>
           <w:tcPr>
             <w:tcW w:w="2332" w:type="dxa"/>
-            <w:gridSpan w:val="3"/>
+            <w:gridSpan w:val="2"/>
             <w:tcBorders>
               <w:top w:val="none" w:sz="4" w:space="0" w:color="000000" w:themeColor="text1"/>
               <w:left w:val="nil"/>
@@ -2037,7 +2132,7 @@
         <w:tc>
           <w:tcPr>
             <w:tcW w:w="7691" w:type="dxa"/>
-            <w:gridSpan w:val="4"/>
+            <w:gridSpan w:val="5"/>
             <w:tcBorders>
               <w:top w:val="none" w:sz="4" w:space="0" w:color="000000" w:themeColor="text1"/>
               <w:left w:val="nil"/>
@@ -2048,7 +2143,7 @@
           <w:p>
             <w:pPr>
               <w:rPr>
-                <w:rFonts w:asciiTheme="majorHAnsi" w:hAnsiTheme="majorHAnsi"/>
+                <w:rFonts w:ascii="Aptos" w:hAnsi="Aptos"/>
                 <w:b/>
                 <w:bCs/>
                 <w:sz w:val="20"/>
@@ -2057,12 +2152,12 @@
             </w:pPr>
             <w:r>
               <w:rPr>
-                <w:rFonts w:asciiTheme="majorHAnsi" w:hAnsiTheme="majorHAnsi" w:cs="Segoe UI"/>
+                <w:rFonts w:ascii="Aptos" w:hAnsi="Aptos" w:cs="Segoe UI"/>
                 <w:b/>
                 <w:bCs/>
                 <w:color w:val="656D76"/>
-                <w:sz w:val="18"/>
-                <w:szCs w:val="18"/>
+                <w:sz w:val="20"/>
+                <w:szCs w:val="20"/>
                 <w:shd w:val="clear" w:color="auto" w:fill="FFFFFF"/>
               </w:rPr>
               <w:t>Cantonese Computational Linguistics Infrastructure Development Workgroup (</w:t>
@@ -2070,12 +2165,12 @@
             <w:proofErr w:type="spellStart"/>
             <w:r>
               <w:rPr>
-                <w:rFonts w:asciiTheme="majorHAnsi" w:hAnsiTheme="majorHAnsi" w:cs="Segoe UI"/>
+                <w:rFonts w:ascii="Aptos" w:hAnsi="Aptos" w:cs="Segoe UI"/>
                 <w:b/>
                 <w:bCs/>
                 <w:color w:val="656D76"/>
-                <w:sz w:val="18"/>
-                <w:szCs w:val="18"/>
+                <w:sz w:val="20"/>
+                <w:szCs w:val="20"/>
                 <w:shd w:val="clear" w:color="auto" w:fill="FFFFFF"/>
               </w:rPr>
               <w:t>CanCLID</w:t>
@@ -2083,12 +2178,12 @@
             <w:proofErr w:type="spellEnd"/>
             <w:r>
               <w:rPr>
-                <w:rFonts w:asciiTheme="majorHAnsi" w:hAnsiTheme="majorHAnsi" w:cs="Segoe UI"/>
+                <w:rFonts w:ascii="Aptos" w:hAnsi="Aptos" w:cs="Segoe UI"/>
                 <w:b/>
                 <w:bCs/>
                 <w:color w:val="656D76"/>
-                <w:sz w:val="18"/>
-                <w:szCs w:val="18"/>
+                <w:sz w:val="20"/>
+                <w:szCs w:val="20"/>
                 <w:shd w:val="clear" w:color="auto" w:fill="FFFFFF"/>
               </w:rPr>
               <w:t>)</w:t>
@@ -2098,7 +2193,7 @@
         <w:tc>
           <w:tcPr>
             <w:tcW w:w="2332" w:type="dxa"/>
-            <w:gridSpan w:val="3"/>
+            <w:gridSpan w:val="2"/>
             <w:tcBorders>
               <w:top w:val="none" w:sz="4" w:space="0" w:color="000000" w:themeColor="text1"/>
               <w:left w:val="nil"/>
@@ -2259,60 +2354,51 @@
             <w:pPr>
               <w:pStyle w:val="Subtitle"/>
               <w:rPr>
-                <w:b/>
-                <w:bCs/>
-                <w:sz w:val="20"/>
-                <w:szCs w:val="20"/>
+                <w:color w:val="262626" w:themeColor="text1" w:themeTint="D9"/>
               </w:rPr>
             </w:pPr>
             <w:proofErr w:type="spellStart"/>
             <w:r>
               <w:rPr>
-                <w:b/>
-                <w:bCs/>
-                <w:sz w:val="20"/>
-                <w:szCs w:val="20"/>
+                <w:color w:val="262626" w:themeColor="text1" w:themeTint="D9"/>
                 <w:shd w:val="clear" w:color="auto" w:fill="FFFFFF"/>
               </w:rPr>
-              <w:t>L</w:t>
-            </w:r>
-            <w:r>
-              <w:rPr>
-                <w:b/>
-                <w:bCs/>
-                <w:sz w:val="20"/>
-                <w:szCs w:val="20"/>
+              <w:t>Lingnaam</w:t>
+            </w:r>
+            <w:proofErr w:type="spellEnd"/>
+            <w:r>
+              <w:rPr>
+                <w:color w:val="262626" w:themeColor="text1" w:themeTint="D9"/>
                 <w:shd w:val="clear" w:color="auto" w:fill="FFFFFF"/>
               </w:rPr>
-              <w:t>ingnaam</w:t>
+              <w:t xml:space="preserve"> </w:t>
+            </w:r>
+            <w:proofErr w:type="spellStart"/>
+            <w:r>
+              <w:rPr>
+                <w:color w:val="262626" w:themeColor="text1" w:themeTint="D9"/>
+                <w:shd w:val="clear" w:color="auto" w:fill="FFFFFF"/>
+              </w:rPr>
+              <w:t>Jyutjam</w:t>
             </w:r>
             <w:proofErr w:type="spellEnd"/>
             <w:r>
               <w:rPr>
-                <w:b/>
-                <w:bCs/>
-                <w:sz w:val="20"/>
-                <w:szCs w:val="20"/>
+                <w:color w:val="262626" w:themeColor="text1" w:themeTint="D9"/>
                 <w:shd w:val="clear" w:color="auto" w:fill="FFFFFF"/>
               </w:rPr>
-              <w:t xml:space="preserve"> Jyutjam</w:t>
-            </w:r>
-            <w:r>
-              <w:rPr>
-                <w:b/>
-                <w:bCs/>
-                <w:sz w:val="20"/>
-                <w:szCs w:val="20"/>
+              <w:t xml:space="preserve"> </w:t>
+            </w:r>
+            <w:r>
+              <w:rPr>
+                <w:color w:val="262626" w:themeColor="text1" w:themeTint="D9"/>
                 <w:shd w:val="clear" w:color="auto" w:fill="FFFFFF"/>
               </w:rPr>
               <w:t>(</w:t>
             </w:r>
             <w:r>
               <w:rPr>
-                <w:b/>
-                <w:bCs/>
-                <w:sz w:val="20"/>
-                <w:szCs w:val="20"/>
+                <w:color w:val="262626" w:themeColor="text1" w:themeTint="D9"/>
                 <w:shd w:val="clear" w:color="auto" w:fill="FFFFFF"/>
                 <w:lang w:eastAsia="zh-TW"/>
               </w:rPr>
@@ -2320,10 +2406,7 @@
             </w:r>
             <w:r>
               <w:rPr>
-                <w:b/>
-                <w:bCs/>
-                <w:sz w:val="20"/>
-                <w:szCs w:val="20"/>
+                <w:color w:val="262626" w:themeColor="text1" w:themeTint="D9"/>
                 <w:shd w:val="clear" w:color="auto" w:fill="FFFFFF"/>
               </w:rPr>
               <w:t>)</w:t>
@@ -2514,15 +2597,7 @@
               <w:t>Colloquial</w:t>
             </w:r>
             <w:r>
-              <w:t xml:space="preserve"> words in Cantonese and compare it with </w:t>
-            </w:r>
-            <w:proofErr w:type="spellStart"/>
-            <w:r>
-              <w:t>Kra</w:t>
-            </w:r>
-            <w:proofErr w:type="spellEnd"/>
-            <w:r>
-              <w:t>-Dai or Other Chinese dialects.</w:t>
+              <w:t xml:space="preserve"> words in Cantonese and compare it with Kra-Dai or Other Chinese dialects.</w:t>
             </w:r>
           </w:p>
           <w:p>
@@ -2714,6 +2789,7 @@
                 <w:sz w:val="24"/>
                 <w:szCs w:val="24"/>
               </w:rPr>
+              <w:lastRenderedPageBreak/>
               <w:t>Corpus collection, scraping, cleaning, parsing, and metadata organization.</w:t>
             </w:r>
           </w:p>
@@ -2790,7 +2866,6 @@
                 <w:sz w:val="24"/>
                 <w:szCs w:val="24"/>
               </w:rPr>
-              <w:lastRenderedPageBreak/>
               <w:t>Web and database tooling for language-resource projects, including PHP/MySQL-backed dictionary systems.</w:t>
             </w:r>
           </w:p>
@@ -2853,7 +2928,6 @@
                 <w:rFonts w:ascii="Tahoma" w:eastAsia="Tahoma" w:hAnsi="Tahoma" w:cs="Tahoma"/>
                 <w:bCs/>
               </w:rPr>
-              <w:lastRenderedPageBreak/>
               <w:t>Skills</w:t>
             </w:r>
           </w:p>
@@ -2881,40 +2955,70 @@
                 <w:ilvl w:val="0"/>
                 <w:numId w:val="8"/>
               </w:numPr>
-            </w:pPr>
-            <w:r>
+              <w:rPr>
+                <w:rFonts w:ascii="Aptos" w:hAnsi="Aptos"/>
+              </w:rPr>
+            </w:pPr>
+            <w:r>
+              <w:rPr>
+                <w:rFonts w:ascii="Aptos" w:hAnsi="Aptos"/>
+              </w:rPr>
               <w:t xml:space="preserve">Languages: Cantonese (Native), Mandarin, </w:t>
             </w:r>
             <w:proofErr w:type="spellStart"/>
             <w:r>
+              <w:rPr>
+                <w:rFonts w:ascii="Aptos" w:hAnsi="Aptos"/>
+              </w:rPr>
               <w:t>Dianbai</w:t>
             </w:r>
             <w:proofErr w:type="spellEnd"/>
             <w:r>
+              <w:rPr>
+                <w:rFonts w:ascii="Aptos" w:hAnsi="Aptos"/>
+              </w:rPr>
               <w:t xml:space="preserve"> </w:t>
             </w:r>
             <w:proofErr w:type="spellStart"/>
             <w:r>
+              <w:rPr>
+                <w:rFonts w:ascii="Aptos" w:hAnsi="Aptos"/>
+              </w:rPr>
               <w:t>Hokkien</w:t>
             </w:r>
             <w:proofErr w:type="spellEnd"/>
             <w:r>
+              <w:rPr>
+                <w:rFonts w:ascii="Aptos" w:hAnsi="Aptos"/>
+              </w:rPr>
               <w:t xml:space="preserve"> (Native), Taiwan </w:t>
             </w:r>
             <w:proofErr w:type="spellStart"/>
             <w:r>
+              <w:rPr>
+                <w:rFonts w:ascii="Aptos" w:hAnsi="Aptos"/>
+              </w:rPr>
               <w:t>Hokkien</w:t>
             </w:r>
             <w:proofErr w:type="spellEnd"/>
             <w:r>
+              <w:rPr>
+                <w:rFonts w:ascii="Aptos" w:hAnsi="Aptos"/>
+              </w:rPr>
               <w:t xml:space="preserve">, English, Japanese (Basic Conversation), Bahasa </w:t>
             </w:r>
             <w:proofErr w:type="spellStart"/>
             <w:r>
+              <w:rPr>
+                <w:rFonts w:ascii="Aptos" w:hAnsi="Aptos"/>
+              </w:rPr>
               <w:t>Melayu</w:t>
             </w:r>
             <w:proofErr w:type="spellEnd"/>
             <w:r>
+              <w:rPr>
+                <w:rFonts w:ascii="Aptos" w:hAnsi="Aptos"/>
+              </w:rPr>
               <w:t>/Indonesian (Basic Conversation)</w:t>
             </w:r>
           </w:p>
@@ -2926,23 +3030,30 @@
                 <w:numId w:val="8"/>
               </w:numPr>
               <w:spacing w:line="259" w:lineRule="auto"/>
-            </w:pPr>
-            <w:r>
+              <w:rPr>
+                <w:rFonts w:ascii="Aptos" w:hAnsi="Aptos"/>
+              </w:rPr>
+            </w:pPr>
+            <w:r>
+              <w:rPr>
+                <w:rFonts w:ascii="Aptos" w:hAnsi="Aptos"/>
+              </w:rPr>
               <w:t xml:space="preserve">Programming / Tools: C++, Python, </w:t>
             </w:r>
             <w:proofErr w:type="spellStart"/>
             <w:r>
+              <w:rPr>
+                <w:rFonts w:ascii="Aptos" w:hAnsi="Aptos"/>
+              </w:rPr>
               <w:t>Praat</w:t>
             </w:r>
             <w:proofErr w:type="spellEnd"/>
             <w:r>
-              <w:t xml:space="preserve">, pandas; corpus collection &amp; </w:t>
-            </w:r>
-            <w:proofErr w:type="gramStart"/>
-            <w:r>
-              <w:t>parsing;</w:t>
-            </w:r>
-            <w:proofErr w:type="gramEnd"/>
+              <w:rPr>
+                <w:rFonts w:ascii="Aptos" w:hAnsi="Aptos"/>
+              </w:rPr>
+              <w:t>, pandas; corpus collection &amp; parsing;</w:t>
+            </w:r>
           </w:p>
           <w:p>
             <w:pPr>
@@ -2960,7 +3071,12 @@
       </w:pPr>
     </w:p>
     <w:sectPr>
-      <w:footerReference w:type="default" r:id="rId16"/>
+      <w:headerReference w:type="even" r:id="rId15"/>
+      <w:headerReference w:type="default" r:id="rId16"/>
+      <w:footerReference w:type="even" r:id="rId17"/>
+      <w:footerReference w:type="default" r:id="rId18"/>
+      <w:headerReference w:type="first" r:id="rId19"/>
+      <w:footerReference w:type="first" r:id="rId20"/>
       <w:pgSz w:w="12240" w:h="15840"/>
       <w:pgMar w:top="1440" w:right="1080" w:bottom="1440" w:left="1080" w:header="720" w:footer="720" w:gutter="0"/>
       <w:cols w:space="720"/>
@@ -3000,6 +3116,16 @@
   <w:p>
     <w:pPr>
       <w:pStyle w:val="Footer"/>
+    </w:pPr>
+  </w:p>
+</w:ftr>
+</file>
+
+<file path=word/footer2.xml><?xml version="1.0" encoding="utf-8"?>
+<w:ftr xmlns:wpc="http://schemas.microsoft.com/office/word/2010/wordprocessingCanvas" xmlns:cx="http://schemas.microsoft.com/office/drawing/2014/chartex" xmlns:cx1="http://schemas.microsoft.com/office/drawing/2015/9/8/chartex" xmlns:cx2="http://schemas.microsoft.com/office/drawing/2015/10/21/chartex" xmlns:cx3="http://schemas.microsoft.com/office/drawing/2016/5/9/chartex" xmlns:cx4="http://schemas.microsoft.com/office/drawing/2016/5/10/chartex" xmlns:cx5="http://schemas.microsoft.com/office/drawing/2016/5/11/chartex" xmlns:cx6="http://schemas.microsoft.com/office/drawing/2016/5/12/chartex" xmlns:cx7="http://schemas.microsoft.com/office/drawing/2016/5/13/chartex" xmlns:cx8="http://schemas.microsoft.com/office/drawing/2016/5/14/chartex" xmlns:mc="http://schemas.openxmlformats.org/markup-compatibility/2006" xmlns:aink="http://schemas.microsoft.com/office/drawing/2016/ink" xmlns:am3d="http://schemas.microsoft.com/office/drawing/2017/model3d" xmlns:o="urn:schemas-microsoft-com:office:office" xmlns:oel="http://schemas.microsoft.com/office/2019/extlst" xmlns:r="http://schemas.openxmlformats.org/officeDocument/2006/relationships" xmlns:m="http://schemas.openxmlformats.org/officeDocument/2006/math" xmlns:v="urn:schemas-microsoft-com:vml" xmlns:wp14="http://schemas.microsoft.com/office/word/2010/wordprocessingDrawing" xmlns:wp="http://schemas.openxmlformats.org/drawingml/2006/wordprocessingDrawing" xmlns:w10="urn:schemas-microsoft-com:office:word" xmlns:w="http://schemas.openxmlformats.org/wordprocessingml/2006/main" xmlns:w14="http://schemas.microsoft.com/office/word/2010/wordml" xmlns:w15="http://schemas.microsoft.com/office/word/2012/wordml" xmlns:w16cex="http://schemas.microsoft.com/office/word/2018/wordml/cex" xmlns:w16cid="http://schemas.microsoft.com/office/word/2016/wordml/cid" xmlns:w16="http://schemas.microsoft.com/office/word/2018/wordml" xmlns:w16du="http://schemas.microsoft.com/office/word/2023/wordml/word16du" xmlns:w16sdtdh="http://schemas.microsoft.com/office/word/2020/wordml/sdtdatahash" xmlns:w16sdtfl="http://schemas.microsoft.com/office/word/2024/wordml/sdtformatlock" xmlns:w16se="http://schemas.microsoft.com/office/word/2015/wordml/symex" xmlns:wpg="http://schemas.microsoft.com/office/word/2010/wordprocessingGroup" xmlns:wpi="http://schemas.microsoft.com/office/word/2010/wordprocessingInk" xmlns:wne="http://schemas.microsoft.com/office/word/2006/wordml" xmlns:wps="http://schemas.microsoft.com/office/word/2010/wordprocessingShape" mc:Ignorable="w14 w15 w16se w16cid w16 w16cex w16sdtdh w16sdtfl w16du wp14">
+  <w:p>
+    <w:pPr>
+      <w:pStyle w:val="Footer"/>
       <w:tabs>
         <w:tab w:val="clear" w:pos="8640"/>
         <w:tab w:val="right" w:pos="9360"/>
@@ -3030,6 +3156,16 @@
     <w:r>
       <w:fldChar w:fldCharType="end"/>
     </w:r>
+  </w:p>
+</w:ftr>
+</file>
+
+<file path=word/footer3.xml><?xml version="1.0" encoding="utf-8"?>
+<w:ftr xmlns:wpc="http://schemas.microsoft.com/office/word/2010/wordprocessingCanvas" xmlns:cx="http://schemas.microsoft.com/office/drawing/2014/chartex" xmlns:cx1="http://schemas.microsoft.com/office/drawing/2015/9/8/chartex" xmlns:cx2="http://schemas.microsoft.com/office/drawing/2015/10/21/chartex" xmlns:cx3="http://schemas.microsoft.com/office/drawing/2016/5/9/chartex" xmlns:cx4="http://schemas.microsoft.com/office/drawing/2016/5/10/chartex" xmlns:cx5="http://schemas.microsoft.com/office/drawing/2016/5/11/chartex" xmlns:cx6="http://schemas.microsoft.com/office/drawing/2016/5/12/chartex" xmlns:cx7="http://schemas.microsoft.com/office/drawing/2016/5/13/chartex" xmlns:cx8="http://schemas.microsoft.com/office/drawing/2016/5/14/chartex" xmlns:mc="http://schemas.openxmlformats.org/markup-compatibility/2006" xmlns:aink="http://schemas.microsoft.com/office/drawing/2016/ink" xmlns:am3d="http://schemas.microsoft.com/office/drawing/2017/model3d" xmlns:o="urn:schemas-microsoft-com:office:office" xmlns:oel="http://schemas.microsoft.com/office/2019/extlst" xmlns:r="http://schemas.openxmlformats.org/officeDocument/2006/relationships" xmlns:m="http://schemas.openxmlformats.org/officeDocument/2006/math" xmlns:v="urn:schemas-microsoft-com:vml" xmlns:wp14="http://schemas.microsoft.com/office/word/2010/wordprocessingDrawing" xmlns:wp="http://schemas.openxmlformats.org/drawingml/2006/wordprocessingDrawing" xmlns:w10="urn:schemas-microsoft-com:office:word" xmlns:w="http://schemas.openxmlformats.org/wordprocessingml/2006/main" xmlns:w14="http://schemas.microsoft.com/office/word/2010/wordml" xmlns:w15="http://schemas.microsoft.com/office/word/2012/wordml" xmlns:w16cex="http://schemas.microsoft.com/office/word/2018/wordml/cex" xmlns:w16cid="http://schemas.microsoft.com/office/word/2016/wordml/cid" xmlns:w16="http://schemas.microsoft.com/office/word/2018/wordml" xmlns:w16du="http://schemas.microsoft.com/office/word/2023/wordml/word16du" xmlns:w16sdtdh="http://schemas.microsoft.com/office/word/2020/wordml/sdtdatahash" xmlns:w16sdtfl="http://schemas.microsoft.com/office/word/2024/wordml/sdtformatlock" xmlns:w16se="http://schemas.microsoft.com/office/word/2015/wordml/symex" xmlns:wpg="http://schemas.microsoft.com/office/word/2010/wordprocessingGroup" xmlns:wpi="http://schemas.microsoft.com/office/word/2010/wordprocessingInk" xmlns:wne="http://schemas.microsoft.com/office/word/2006/wordml" xmlns:wps="http://schemas.microsoft.com/office/word/2010/wordprocessingShape" mc:Ignorable="w14 w15 w16se w16cid w16 w16cex w16sdtdh w16sdtfl w16du wp14">
+  <w:p>
+    <w:pPr>
+      <w:pStyle w:val="Footer"/>
+    </w:pPr>
   </w:p>
 </w:ftr>
 </file>
@@ -3059,6 +3195,36 @@
 </w:footnotes>
 </file>
 
+<file path=word/header1.xml><?xml version="1.0" encoding="utf-8"?>
+<w:hdr xmlns:wpc="http://schemas.microsoft.com/office/word/2010/wordprocessingCanvas" xmlns:cx="http://schemas.microsoft.com/office/drawing/2014/chartex" xmlns:cx1="http://schemas.microsoft.com/office/drawing/2015/9/8/chartex" xmlns:cx2="http://schemas.microsoft.com/office/drawing/2015/10/21/chartex" xmlns:cx3="http://schemas.microsoft.com/office/drawing/2016/5/9/chartex" xmlns:cx4="http://schemas.microsoft.com/office/drawing/2016/5/10/chartex" xmlns:cx5="http://schemas.microsoft.com/office/drawing/2016/5/11/chartex" xmlns:cx6="http://schemas.microsoft.com/office/drawing/2016/5/12/chartex" xmlns:cx7="http://schemas.microsoft.com/office/drawing/2016/5/13/chartex" xmlns:cx8="http://schemas.microsoft.com/office/drawing/2016/5/14/chartex" xmlns:mc="http://schemas.openxmlformats.org/markup-compatibility/2006" xmlns:aink="http://schemas.microsoft.com/office/drawing/2016/ink" xmlns:am3d="http://schemas.microsoft.com/office/drawing/2017/model3d" xmlns:o="urn:schemas-microsoft-com:office:office" xmlns:oel="http://schemas.microsoft.com/office/2019/extlst" xmlns:r="http://schemas.openxmlformats.org/officeDocument/2006/relationships" xmlns:m="http://schemas.openxmlformats.org/officeDocument/2006/math" xmlns:v="urn:schemas-microsoft-com:vml" xmlns:wp14="http://schemas.microsoft.com/office/word/2010/wordprocessingDrawing" xmlns:wp="http://schemas.openxmlformats.org/drawingml/2006/wordprocessingDrawing" xmlns:w10="urn:schemas-microsoft-com:office:word" xmlns:w="http://schemas.openxmlformats.org/wordprocessingml/2006/main" xmlns:w14="http://schemas.microsoft.com/office/word/2010/wordml" xmlns:w15="http://schemas.microsoft.com/office/word/2012/wordml" xmlns:w16cex="http://schemas.microsoft.com/office/word/2018/wordml/cex" xmlns:w16cid="http://schemas.microsoft.com/office/word/2016/wordml/cid" xmlns:w16="http://schemas.microsoft.com/office/word/2018/wordml" xmlns:w16du="http://schemas.microsoft.com/office/word/2023/wordml/word16du" xmlns:w16sdtdh="http://schemas.microsoft.com/office/word/2020/wordml/sdtdatahash" xmlns:w16sdtfl="http://schemas.microsoft.com/office/word/2024/wordml/sdtformatlock" xmlns:w16se="http://schemas.microsoft.com/office/word/2015/wordml/symex" xmlns:wpg="http://schemas.microsoft.com/office/word/2010/wordprocessingGroup" xmlns:wpi="http://schemas.microsoft.com/office/word/2010/wordprocessingInk" xmlns:wne="http://schemas.microsoft.com/office/word/2006/wordml" xmlns:wps="http://schemas.microsoft.com/office/word/2010/wordprocessingShape" mc:Ignorable="w14 w15 w16se w16cid w16 w16cex w16sdtdh w16sdtfl w16du wp14">
+  <w:p>
+    <w:pPr>
+      <w:pStyle w:val="Header"/>
+    </w:pPr>
+  </w:p>
+</w:hdr>
+</file>
+
+<file path=word/header2.xml><?xml version="1.0" encoding="utf-8"?>
+<w:hdr xmlns:wpc="http://schemas.microsoft.com/office/word/2010/wordprocessingCanvas" xmlns:cx="http://schemas.microsoft.com/office/drawing/2014/chartex" xmlns:cx1="http://schemas.microsoft.com/office/drawing/2015/9/8/chartex" xmlns:cx2="http://schemas.microsoft.com/office/drawing/2015/10/21/chartex" xmlns:cx3="http://schemas.microsoft.com/office/drawing/2016/5/9/chartex" xmlns:cx4="http://schemas.microsoft.com/office/drawing/2016/5/10/chartex" xmlns:cx5="http://schemas.microsoft.com/office/drawing/2016/5/11/chartex" xmlns:cx6="http://schemas.microsoft.com/office/drawing/2016/5/12/chartex" xmlns:cx7="http://schemas.microsoft.com/office/drawing/2016/5/13/chartex" xmlns:cx8="http://schemas.microsoft.com/office/drawing/2016/5/14/chartex" xmlns:mc="http://schemas.openxmlformats.org/markup-compatibility/2006" xmlns:aink="http://schemas.microsoft.com/office/drawing/2016/ink" xmlns:am3d="http://schemas.microsoft.com/office/drawing/2017/model3d" xmlns:o="urn:schemas-microsoft-com:office:office" xmlns:oel="http://schemas.microsoft.com/office/2019/extlst" xmlns:r="http://schemas.openxmlformats.org/officeDocument/2006/relationships" xmlns:m="http://schemas.openxmlformats.org/officeDocument/2006/math" xmlns:v="urn:schemas-microsoft-com:vml" xmlns:wp14="http://schemas.microsoft.com/office/word/2010/wordprocessingDrawing" xmlns:wp="http://schemas.openxmlformats.org/drawingml/2006/wordprocessingDrawing" xmlns:w10="urn:schemas-microsoft-com:office:word" xmlns:w="http://schemas.openxmlformats.org/wordprocessingml/2006/main" xmlns:w14="http://schemas.microsoft.com/office/word/2010/wordml" xmlns:w15="http://schemas.microsoft.com/office/word/2012/wordml" xmlns:w16cex="http://schemas.microsoft.com/office/word/2018/wordml/cex" xmlns:w16cid="http://schemas.microsoft.com/office/word/2016/wordml/cid" xmlns:w16="http://schemas.microsoft.com/office/word/2018/wordml" xmlns:w16du="http://schemas.microsoft.com/office/word/2023/wordml/word16du" xmlns:w16sdtdh="http://schemas.microsoft.com/office/word/2020/wordml/sdtdatahash" xmlns:w16sdtfl="http://schemas.microsoft.com/office/word/2024/wordml/sdtformatlock" xmlns:w16se="http://schemas.microsoft.com/office/word/2015/wordml/symex" xmlns:wpg="http://schemas.microsoft.com/office/word/2010/wordprocessingGroup" xmlns:wpi="http://schemas.microsoft.com/office/word/2010/wordprocessingInk" xmlns:wne="http://schemas.microsoft.com/office/word/2006/wordml" xmlns:wps="http://schemas.microsoft.com/office/word/2010/wordprocessingShape" mc:Ignorable="w14 w15 w16se w16cid w16 w16cex w16sdtdh w16sdtfl w16du wp14">
+  <w:p>
+    <w:pPr>
+      <w:pStyle w:val="Header"/>
+    </w:pPr>
+  </w:p>
+</w:hdr>
+</file>
+
+<file path=word/header3.xml><?xml version="1.0" encoding="utf-8"?>
+<w:hdr xmlns:wpc="http://schemas.microsoft.com/office/word/2010/wordprocessingCanvas" xmlns:cx="http://schemas.microsoft.com/office/drawing/2014/chartex" xmlns:cx1="http://schemas.microsoft.com/office/drawing/2015/9/8/chartex" xmlns:cx2="http://schemas.microsoft.com/office/drawing/2015/10/21/chartex" xmlns:cx3="http://schemas.microsoft.com/office/drawing/2016/5/9/chartex" xmlns:cx4="http://schemas.microsoft.com/office/drawing/2016/5/10/chartex" xmlns:cx5="http://schemas.microsoft.com/office/drawing/2016/5/11/chartex" xmlns:cx6="http://schemas.microsoft.com/office/drawing/2016/5/12/chartex" xmlns:cx7="http://schemas.microsoft.com/office/drawing/2016/5/13/chartex" xmlns:cx8="http://schemas.microsoft.com/office/drawing/2016/5/14/chartex" xmlns:mc="http://schemas.openxmlformats.org/markup-compatibility/2006" xmlns:aink="http://schemas.microsoft.com/office/drawing/2016/ink" xmlns:am3d="http://schemas.microsoft.com/office/drawing/2017/model3d" xmlns:o="urn:schemas-microsoft-com:office:office" xmlns:oel="http://schemas.microsoft.com/office/2019/extlst" xmlns:r="http://schemas.openxmlformats.org/officeDocument/2006/relationships" xmlns:m="http://schemas.openxmlformats.org/officeDocument/2006/math" xmlns:v="urn:schemas-microsoft-com:vml" xmlns:wp14="http://schemas.microsoft.com/office/word/2010/wordprocessingDrawing" xmlns:wp="http://schemas.openxmlformats.org/drawingml/2006/wordprocessingDrawing" xmlns:w10="urn:schemas-microsoft-com:office:word" xmlns:w="http://schemas.openxmlformats.org/wordprocessingml/2006/main" xmlns:w14="http://schemas.microsoft.com/office/word/2010/wordml" xmlns:w15="http://schemas.microsoft.com/office/word/2012/wordml" xmlns:w16cex="http://schemas.microsoft.com/office/word/2018/wordml/cex" xmlns:w16cid="http://schemas.microsoft.com/office/word/2016/wordml/cid" xmlns:w16="http://schemas.microsoft.com/office/word/2018/wordml" xmlns:w16du="http://schemas.microsoft.com/office/word/2023/wordml/word16du" xmlns:w16sdtdh="http://schemas.microsoft.com/office/word/2020/wordml/sdtdatahash" xmlns:w16sdtfl="http://schemas.microsoft.com/office/word/2024/wordml/sdtformatlock" xmlns:w16se="http://schemas.microsoft.com/office/word/2015/wordml/symex" xmlns:wpg="http://schemas.microsoft.com/office/word/2010/wordprocessingGroup" xmlns:wpi="http://schemas.microsoft.com/office/word/2010/wordprocessingInk" xmlns:wne="http://schemas.microsoft.com/office/word/2006/wordml" xmlns:wps="http://schemas.microsoft.com/office/word/2010/wordprocessingShape" mc:Ignorable="w14 w15 w16se w16cid w16 w16cex w16sdtdh w16sdtfl w16du wp14">
+  <w:p>
+    <w:pPr>
+      <w:pStyle w:val="Header"/>
+    </w:pPr>
+  </w:p>
+</w:hdr>
+</file>
+
 <file path=word/numbering.xml><?xml version="1.0" encoding="utf-8"?>
 <w:numbering xmlns:wpc="http://schemas.microsoft.com/office/word/2010/wordprocessingCanvas" xmlns:cx="http://schemas.microsoft.com/office/drawing/2014/chartex" xmlns:cx1="http://schemas.microsoft.com/office/drawing/2015/9/8/chartex" xmlns:cx2="http://schemas.microsoft.com/office/drawing/2015/10/21/chartex" xmlns:cx3="http://schemas.microsoft.com/office/drawing/2016/5/9/chartex" xmlns:cx4="http://schemas.microsoft.com/office/drawing/2016/5/10/chartex" xmlns:cx5="http://schemas.microsoft.com/office/drawing/2016/5/11/chartex" xmlns:cx6="http://schemas.microsoft.com/office/drawing/2016/5/12/chartex" xmlns:cx7="http://schemas.microsoft.com/office/drawing/2016/5/13/chartex" xmlns:cx8="http://schemas.microsoft.com/office/drawing/2016/5/14/chartex" xmlns:mc="http://schemas.openxmlformats.org/markup-compatibility/2006" xmlns:aink="http://schemas.microsoft.com/office/drawing/2016/ink" xmlns:am3d="http://schemas.microsoft.com/office/drawing/2017/model3d" xmlns:o="urn:schemas-microsoft-com:office:office" xmlns:oel="http://schemas.microsoft.com/office/2019/extlst" xmlns:r="http://schemas.openxmlformats.org/officeDocument/2006/relationships" xmlns:m="http://schemas.openxmlformats.org/officeDocument/2006/math" xmlns:v="urn:schemas-microsoft-com:vml" xmlns:wp14="http://schemas.microsoft.com/office/word/2010/wordprocessingDrawing" xmlns:wp="http://schemas.openxmlformats.org/drawingml/2006/wordprocessingDrawing" xmlns:w10="urn:schemas-microsoft-com:office:word" xmlns:w="http://schemas.openxmlformats.org/wordprocessingml/2006/main" xmlns:w14="http://schemas.microsoft.com/office/word/2010/wordml" xmlns:w15="http://schemas.microsoft.com/office/word/2012/wordml" xmlns:w16cex="http://schemas.microsoft.com/office/word/2018/wordml/cex" xmlns:w16cid="http://schemas.microsoft.com/office/word/2016/wordml/cid" xmlns:w16="http://schemas.microsoft.com/office/word/2018/wordml" xmlns:w16du="http://schemas.microsoft.com/office/word/2023/wordml/word16du" xmlns:w16sdtdh="http://schemas.microsoft.com/office/word/2020/wordml/sdtdatahash" xmlns:w16sdtfl="http://schemas.microsoft.com/office/word/2024/wordml/sdtformatlock" xmlns:w16se="http://schemas.microsoft.com/office/word/2015/wordml/symex" xmlns:wpg="http://schemas.microsoft.com/office/word/2010/wordprocessingGroup" xmlns:wpi="http://schemas.microsoft.com/office/word/2010/wordprocessingInk" xmlns:wne="http://schemas.microsoft.com/office/word/2006/wordml" xmlns:wps="http://schemas.microsoft.com/office/word/2010/wordprocessingShape" mc:Ignorable="w14 w15 w16se w16cid w16 w16cex w16sdtdh w16sdtfl w16du wp14">
   <w:abstractNum w:abstractNumId="0" w15:restartNumberingAfterBreak="0">
@@ -3083,6 +3249,121 @@
     </w:lvl>
   </w:abstractNum>
   <w:abstractNum w:abstractNumId="1" w15:restartNumberingAfterBreak="0">
+    <w:nsid w:val="00BE1A89"/>
+    <w:multiLevelType w:val="hybridMultilevel"/>
+    <w:tmpl w:val="5FBAFBE0"/>
+    <w:lvl w:ilvl="0" w:tplc="6CA0BA34">
+      <w:start w:val="1"/>
+      <w:numFmt w:val="bullet"/>
+      <w:lvlText w:val=""/>
+      <w:lvlJc w:val="left"/>
+      <w:pPr>
+        <w:ind w:left="607" w:hanging="360"/>
+      </w:pPr>
+      <w:rPr>
+        <w:rFonts w:ascii="Symbol" w:hAnsi="Symbol" w:hint="default"/>
+        <w:sz w:val="20"/>
+        <w:szCs w:val="20"/>
+      </w:rPr>
+    </w:lvl>
+    <w:lvl w:ilvl="1" w:tplc="04090003" w:tentative="1">
+      <w:start w:val="1"/>
+      <w:numFmt w:val="bullet"/>
+      <w:lvlText w:val="o"/>
+      <w:lvlJc w:val="left"/>
+      <w:pPr>
+        <w:ind w:left="1327" w:hanging="360"/>
+      </w:pPr>
+      <w:rPr>
+        <w:rFonts w:ascii="Courier New" w:hAnsi="Courier New" w:cs="Courier New" w:hint="default"/>
+      </w:rPr>
+    </w:lvl>
+    <w:lvl w:ilvl="2" w:tplc="04090005" w:tentative="1">
+      <w:start w:val="1"/>
+      <w:numFmt w:val="bullet"/>
+      <w:lvlText w:val=""/>
+      <w:lvlJc w:val="left"/>
+      <w:pPr>
+        <w:ind w:left="2047" w:hanging="360"/>
+      </w:pPr>
+      <w:rPr>
+        <w:rFonts w:ascii="Wingdings" w:hAnsi="Wingdings" w:hint="default"/>
+      </w:rPr>
+    </w:lvl>
+    <w:lvl w:ilvl="3" w:tplc="04090001" w:tentative="1">
+      <w:start w:val="1"/>
+      <w:numFmt w:val="bullet"/>
+      <w:lvlText w:val=""/>
+      <w:lvlJc w:val="left"/>
+      <w:pPr>
+        <w:ind w:left="2767" w:hanging="360"/>
+      </w:pPr>
+      <w:rPr>
+        <w:rFonts w:ascii="Symbol" w:hAnsi="Symbol" w:hint="default"/>
+      </w:rPr>
+    </w:lvl>
+    <w:lvl w:ilvl="4" w:tplc="04090003" w:tentative="1">
+      <w:start w:val="1"/>
+      <w:numFmt w:val="bullet"/>
+      <w:lvlText w:val="o"/>
+      <w:lvlJc w:val="left"/>
+      <w:pPr>
+        <w:ind w:left="3487" w:hanging="360"/>
+      </w:pPr>
+      <w:rPr>
+        <w:rFonts w:ascii="Courier New" w:hAnsi="Courier New" w:cs="Courier New" w:hint="default"/>
+      </w:rPr>
+    </w:lvl>
+    <w:lvl w:ilvl="5" w:tplc="04090005" w:tentative="1">
+      <w:start w:val="1"/>
+      <w:numFmt w:val="bullet"/>
+      <w:lvlText w:val=""/>
+      <w:lvlJc w:val="left"/>
+      <w:pPr>
+        <w:ind w:left="4207" w:hanging="360"/>
+      </w:pPr>
+      <w:rPr>
+        <w:rFonts w:ascii="Wingdings" w:hAnsi="Wingdings" w:hint="default"/>
+      </w:rPr>
+    </w:lvl>
+    <w:lvl w:ilvl="6" w:tplc="04090001" w:tentative="1">
+      <w:start w:val="1"/>
+      <w:numFmt w:val="bullet"/>
+      <w:lvlText w:val=""/>
+      <w:lvlJc w:val="left"/>
+      <w:pPr>
+        <w:ind w:left="4927" w:hanging="360"/>
+      </w:pPr>
+      <w:rPr>
+        <w:rFonts w:ascii="Symbol" w:hAnsi="Symbol" w:hint="default"/>
+      </w:rPr>
+    </w:lvl>
+    <w:lvl w:ilvl="7" w:tplc="04090003" w:tentative="1">
+      <w:start w:val="1"/>
+      <w:numFmt w:val="bullet"/>
+      <w:lvlText w:val="o"/>
+      <w:lvlJc w:val="left"/>
+      <w:pPr>
+        <w:ind w:left="5647" w:hanging="360"/>
+      </w:pPr>
+      <w:rPr>
+        <w:rFonts w:ascii="Courier New" w:hAnsi="Courier New" w:cs="Courier New" w:hint="default"/>
+      </w:rPr>
+    </w:lvl>
+    <w:lvl w:ilvl="8" w:tplc="04090005" w:tentative="1">
+      <w:start w:val="1"/>
+      <w:numFmt w:val="bullet"/>
+      <w:lvlText w:val=""/>
+      <w:lvlJc w:val="left"/>
+      <w:pPr>
+        <w:ind w:left="6367" w:hanging="360"/>
+      </w:pPr>
+      <w:rPr>
+        <w:rFonts w:ascii="Wingdings" w:hAnsi="Wingdings" w:hint="default"/>
+      </w:rPr>
+    </w:lvl>
+  </w:abstractNum>
+  <w:abstractNum w:abstractNumId="2" w15:restartNumberingAfterBreak="0">
     <w:nsid w:val="14EC22F7"/>
     <w:multiLevelType w:val="hybridMultilevel"/>
     <w:tmpl w:val="FFFFFFFF"/>
@@ -3195,7 +3476,7 @@
       </w:rPr>
     </w:lvl>
   </w:abstractNum>
-  <w:abstractNum w:abstractNumId="2" w15:restartNumberingAfterBreak="0">
+  <w:abstractNum w:abstractNumId="3" w15:restartNumberingAfterBreak="0">
     <w:nsid w:val="162C3BB8"/>
     <w:multiLevelType w:val="hybridMultilevel"/>
     <w:tmpl w:val="4B92B852"/>
@@ -3308,7 +3589,7 @@
       </w:rPr>
     </w:lvl>
   </w:abstractNum>
-  <w:abstractNum w:abstractNumId="3" w15:restartNumberingAfterBreak="0">
+  <w:abstractNum w:abstractNumId="4" w15:restartNumberingAfterBreak="0">
     <w:nsid w:val="16E7C883"/>
     <w:multiLevelType w:val="hybridMultilevel"/>
     <w:tmpl w:val="FFFFFFFF"/>
@@ -3421,7 +3702,7 @@
       </w:rPr>
     </w:lvl>
   </w:abstractNum>
-  <w:abstractNum w:abstractNumId="4" w15:restartNumberingAfterBreak="0">
+  <w:abstractNum w:abstractNumId="5" w15:restartNumberingAfterBreak="0">
     <w:nsid w:val="1E221858"/>
     <w:multiLevelType w:val="hybridMultilevel"/>
     <w:tmpl w:val="FFFFFFFF"/>
@@ -3534,7 +3815,7 @@
       </w:rPr>
     </w:lvl>
   </w:abstractNum>
-  <w:abstractNum w:abstractNumId="5" w15:restartNumberingAfterBreak="0">
+  <w:abstractNum w:abstractNumId="6" w15:restartNumberingAfterBreak="0">
     <w:nsid w:val="26094E3A"/>
     <w:multiLevelType w:val="hybridMultilevel"/>
     <w:tmpl w:val="5A40A364"/>
@@ -3647,7 +3928,7 @@
       </w:rPr>
     </w:lvl>
   </w:abstractNum>
-  <w:abstractNum w:abstractNumId="6" w15:restartNumberingAfterBreak="0">
+  <w:abstractNum w:abstractNumId="7" w15:restartNumberingAfterBreak="0">
     <w:nsid w:val="2F661814"/>
     <w:multiLevelType w:val="hybridMultilevel"/>
     <w:tmpl w:val="F25EC524"/>
@@ -3760,7 +4041,7 @@
       </w:rPr>
     </w:lvl>
   </w:abstractNum>
-  <w:abstractNum w:abstractNumId="7" w15:restartNumberingAfterBreak="0">
+  <w:abstractNum w:abstractNumId="8" w15:restartNumberingAfterBreak="0">
     <w:nsid w:val="39B52156"/>
     <w:multiLevelType w:val="hybridMultilevel"/>
     <w:tmpl w:val="8A36C8B4"/>
@@ -3873,7 +4154,120 @@
       </w:rPr>
     </w:lvl>
   </w:abstractNum>
-  <w:abstractNum w:abstractNumId="8" w15:restartNumberingAfterBreak="0">
+  <w:abstractNum w:abstractNumId="9" w15:restartNumberingAfterBreak="0">
+    <w:nsid w:val="524D2736"/>
+    <w:multiLevelType w:val="hybridMultilevel"/>
+    <w:tmpl w:val="06462B36"/>
+    <w:lvl w:ilvl="0" w:tplc="B29CA738">
+      <w:start w:val="2026"/>
+      <w:numFmt w:val="bullet"/>
+      <w:lvlText w:val=""/>
+      <w:lvlJc w:val="left"/>
+      <w:pPr>
+        <w:ind w:left="1300" w:hanging="360"/>
+      </w:pPr>
+      <w:rPr>
+        <w:rFonts w:ascii="Wingdings" w:eastAsiaTheme="minorEastAsia" w:hAnsi="Wingdings" w:cstheme="minorBidi" w:hint="default"/>
+      </w:rPr>
+    </w:lvl>
+    <w:lvl w:ilvl="1" w:tplc="04090003" w:tentative="1">
+      <w:start w:val="1"/>
+      <w:numFmt w:val="bullet"/>
+      <w:lvlText w:val="o"/>
+      <w:lvlJc w:val="left"/>
+      <w:pPr>
+        <w:ind w:left="2160" w:hanging="360"/>
+      </w:pPr>
+      <w:rPr>
+        <w:rFonts w:ascii="Courier New" w:hAnsi="Courier New" w:cs="Courier New" w:hint="default"/>
+      </w:rPr>
+    </w:lvl>
+    <w:lvl w:ilvl="2" w:tplc="04090005" w:tentative="1">
+      <w:start w:val="1"/>
+      <w:numFmt w:val="bullet"/>
+      <w:lvlText w:val=""/>
+      <w:lvlJc w:val="left"/>
+      <w:pPr>
+        <w:ind w:left="2880" w:hanging="360"/>
+      </w:pPr>
+      <w:rPr>
+        <w:rFonts w:ascii="Wingdings" w:hAnsi="Wingdings" w:hint="default"/>
+      </w:rPr>
+    </w:lvl>
+    <w:lvl w:ilvl="3" w:tplc="04090001" w:tentative="1">
+      <w:start w:val="1"/>
+      <w:numFmt w:val="bullet"/>
+      <w:lvlText w:val=""/>
+      <w:lvlJc w:val="left"/>
+      <w:pPr>
+        <w:ind w:left="3600" w:hanging="360"/>
+      </w:pPr>
+      <w:rPr>
+        <w:rFonts w:ascii="Symbol" w:hAnsi="Symbol" w:hint="default"/>
+      </w:rPr>
+    </w:lvl>
+    <w:lvl w:ilvl="4" w:tplc="04090003" w:tentative="1">
+      <w:start w:val="1"/>
+      <w:numFmt w:val="bullet"/>
+      <w:lvlText w:val="o"/>
+      <w:lvlJc w:val="left"/>
+      <w:pPr>
+        <w:ind w:left="4320" w:hanging="360"/>
+      </w:pPr>
+      <w:rPr>
+        <w:rFonts w:ascii="Courier New" w:hAnsi="Courier New" w:cs="Courier New" w:hint="default"/>
+      </w:rPr>
+    </w:lvl>
+    <w:lvl w:ilvl="5" w:tplc="04090005" w:tentative="1">
+      <w:start w:val="1"/>
+      <w:numFmt w:val="bullet"/>
+      <w:lvlText w:val=""/>
+      <w:lvlJc w:val="left"/>
+      <w:pPr>
+        <w:ind w:left="5040" w:hanging="360"/>
+      </w:pPr>
+      <w:rPr>
+        <w:rFonts w:ascii="Wingdings" w:hAnsi="Wingdings" w:hint="default"/>
+      </w:rPr>
+    </w:lvl>
+    <w:lvl w:ilvl="6" w:tplc="04090001" w:tentative="1">
+      <w:start w:val="1"/>
+      <w:numFmt w:val="bullet"/>
+      <w:lvlText w:val=""/>
+      <w:lvlJc w:val="left"/>
+      <w:pPr>
+        <w:ind w:left="5760" w:hanging="360"/>
+      </w:pPr>
+      <w:rPr>
+        <w:rFonts w:ascii="Symbol" w:hAnsi="Symbol" w:hint="default"/>
+      </w:rPr>
+    </w:lvl>
+    <w:lvl w:ilvl="7" w:tplc="04090003" w:tentative="1">
+      <w:start w:val="1"/>
+      <w:numFmt w:val="bullet"/>
+      <w:lvlText w:val="o"/>
+      <w:lvlJc w:val="left"/>
+      <w:pPr>
+        <w:ind w:left="6480" w:hanging="360"/>
+      </w:pPr>
+      <w:rPr>
+        <w:rFonts w:ascii="Courier New" w:hAnsi="Courier New" w:cs="Courier New" w:hint="default"/>
+      </w:rPr>
+    </w:lvl>
+    <w:lvl w:ilvl="8" w:tplc="04090005" w:tentative="1">
+      <w:start w:val="1"/>
+      <w:numFmt w:val="bullet"/>
+      <w:lvlText w:val=""/>
+      <w:lvlJc w:val="left"/>
+      <w:pPr>
+        <w:ind w:left="7200" w:hanging="360"/>
+      </w:pPr>
+      <w:rPr>
+        <w:rFonts w:ascii="Wingdings" w:hAnsi="Wingdings" w:hint="default"/>
+      </w:rPr>
+    </w:lvl>
+  </w:abstractNum>
+  <w:abstractNum w:abstractNumId="10" w15:restartNumberingAfterBreak="0">
     <w:nsid w:val="56DE4844"/>
     <w:multiLevelType w:val="hybridMultilevel"/>
     <w:tmpl w:val="4CB63814"/>
@@ -3986,7 +4380,120 @@
       </w:rPr>
     </w:lvl>
   </w:abstractNum>
-  <w:abstractNum w:abstractNumId="9" w15:restartNumberingAfterBreak="0">
+  <w:abstractNum w:abstractNumId="11" w15:restartNumberingAfterBreak="0">
+    <w:nsid w:val="5EAE776F"/>
+    <w:multiLevelType w:val="hybridMultilevel"/>
+    <w:tmpl w:val="4C26AFA0"/>
+    <w:lvl w:ilvl="0" w:tplc="04090001">
+      <w:start w:val="1"/>
+      <w:numFmt w:val="bullet"/>
+      <w:lvlText w:val=""/>
+      <w:lvlJc w:val="left"/>
+      <w:pPr>
+        <w:ind w:left="1011" w:hanging="360"/>
+      </w:pPr>
+      <w:rPr>
+        <w:rFonts w:ascii="Symbol" w:hAnsi="Symbol" w:hint="default"/>
+      </w:rPr>
+    </w:lvl>
+    <w:lvl w:ilvl="1" w:tplc="04090003" w:tentative="1">
+      <w:start w:val="1"/>
+      <w:numFmt w:val="bullet"/>
+      <w:lvlText w:val="o"/>
+      <w:lvlJc w:val="left"/>
+      <w:pPr>
+        <w:ind w:left="1731" w:hanging="360"/>
+      </w:pPr>
+      <w:rPr>
+        <w:rFonts w:ascii="Courier New" w:hAnsi="Courier New" w:cs="Courier New" w:hint="default"/>
+      </w:rPr>
+    </w:lvl>
+    <w:lvl w:ilvl="2" w:tplc="04090005" w:tentative="1">
+      <w:start w:val="1"/>
+      <w:numFmt w:val="bullet"/>
+      <w:lvlText w:val=""/>
+      <w:lvlJc w:val="left"/>
+      <w:pPr>
+        <w:ind w:left="2451" w:hanging="360"/>
+      </w:pPr>
+      <w:rPr>
+        <w:rFonts w:ascii="Wingdings" w:hAnsi="Wingdings" w:hint="default"/>
+      </w:rPr>
+    </w:lvl>
+    <w:lvl w:ilvl="3" w:tplc="04090001" w:tentative="1">
+      <w:start w:val="1"/>
+      <w:numFmt w:val="bullet"/>
+      <w:lvlText w:val=""/>
+      <w:lvlJc w:val="left"/>
+      <w:pPr>
+        <w:ind w:left="3171" w:hanging="360"/>
+      </w:pPr>
+      <w:rPr>
+        <w:rFonts w:ascii="Symbol" w:hAnsi="Symbol" w:hint="default"/>
+      </w:rPr>
+    </w:lvl>
+    <w:lvl w:ilvl="4" w:tplc="04090003" w:tentative="1">
+      <w:start w:val="1"/>
+      <w:numFmt w:val="bullet"/>
+      <w:lvlText w:val="o"/>
+      <w:lvlJc w:val="left"/>
+      <w:pPr>
+        <w:ind w:left="3891" w:hanging="360"/>
+      </w:pPr>
+      <w:rPr>
+        <w:rFonts w:ascii="Courier New" w:hAnsi="Courier New" w:cs="Courier New" w:hint="default"/>
+      </w:rPr>
+    </w:lvl>
+    <w:lvl w:ilvl="5" w:tplc="04090005" w:tentative="1">
+      <w:start w:val="1"/>
+      <w:numFmt w:val="bullet"/>
+      <w:lvlText w:val=""/>
+      <w:lvlJc w:val="left"/>
+      <w:pPr>
+        <w:ind w:left="4611" w:hanging="360"/>
+      </w:pPr>
+      <w:rPr>
+        <w:rFonts w:ascii="Wingdings" w:hAnsi="Wingdings" w:hint="default"/>
+      </w:rPr>
+    </w:lvl>
+    <w:lvl w:ilvl="6" w:tplc="04090001" w:tentative="1">
+      <w:start w:val="1"/>
+      <w:numFmt w:val="bullet"/>
+      <w:lvlText w:val=""/>
+      <w:lvlJc w:val="left"/>
+      <w:pPr>
+        <w:ind w:left="5331" w:hanging="360"/>
+      </w:pPr>
+      <w:rPr>
+        <w:rFonts w:ascii="Symbol" w:hAnsi="Symbol" w:hint="default"/>
+      </w:rPr>
+    </w:lvl>
+    <w:lvl w:ilvl="7" w:tplc="04090003" w:tentative="1">
+      <w:start w:val="1"/>
+      <w:numFmt w:val="bullet"/>
+      <w:lvlText w:val="o"/>
+      <w:lvlJc w:val="left"/>
+      <w:pPr>
+        <w:ind w:left="6051" w:hanging="360"/>
+      </w:pPr>
+      <w:rPr>
+        <w:rFonts w:ascii="Courier New" w:hAnsi="Courier New" w:cs="Courier New" w:hint="default"/>
+      </w:rPr>
+    </w:lvl>
+    <w:lvl w:ilvl="8" w:tplc="04090005" w:tentative="1">
+      <w:start w:val="1"/>
+      <w:numFmt w:val="bullet"/>
+      <w:lvlText w:val=""/>
+      <w:lvlJc w:val="left"/>
+      <w:pPr>
+        <w:ind w:left="6771" w:hanging="360"/>
+      </w:pPr>
+      <w:rPr>
+        <w:rFonts w:ascii="Wingdings" w:hAnsi="Wingdings" w:hint="default"/>
+      </w:rPr>
+    </w:lvl>
+  </w:abstractNum>
+  <w:abstractNum w:abstractNumId="12" w15:restartNumberingAfterBreak="0">
     <w:nsid w:val="60C945A4"/>
     <w:multiLevelType w:val="hybridMultilevel"/>
     <w:tmpl w:val="23A6F38A"/>
@@ -4099,7 +4606,120 @@
       </w:rPr>
     </w:lvl>
   </w:abstractNum>
-  <w:abstractNum w:abstractNumId="10" w15:restartNumberingAfterBreak="0">
+  <w:abstractNum w:abstractNumId="13" w15:restartNumberingAfterBreak="0">
+    <w:nsid w:val="64B52FF7"/>
+    <w:multiLevelType w:val="hybridMultilevel"/>
+    <w:tmpl w:val="820EE13C"/>
+    <w:lvl w:ilvl="0" w:tplc="B29CA738">
+      <w:start w:val="2026"/>
+      <w:numFmt w:val="bullet"/>
+      <w:lvlText w:val=""/>
+      <w:lvlJc w:val="left"/>
+      <w:pPr>
+        <w:ind w:left="580" w:hanging="360"/>
+      </w:pPr>
+      <w:rPr>
+        <w:rFonts w:ascii="Wingdings" w:eastAsiaTheme="minorEastAsia" w:hAnsi="Wingdings" w:cstheme="minorBidi" w:hint="default"/>
+      </w:rPr>
+    </w:lvl>
+    <w:lvl w:ilvl="1" w:tplc="04090003" w:tentative="1">
+      <w:start w:val="1"/>
+      <w:numFmt w:val="bullet"/>
+      <w:lvlText w:val="o"/>
+      <w:lvlJc w:val="left"/>
+      <w:pPr>
+        <w:ind w:left="1300" w:hanging="360"/>
+      </w:pPr>
+      <w:rPr>
+        <w:rFonts w:ascii="Courier New" w:hAnsi="Courier New" w:cs="Courier New" w:hint="default"/>
+      </w:rPr>
+    </w:lvl>
+    <w:lvl w:ilvl="2" w:tplc="04090005" w:tentative="1">
+      <w:start w:val="1"/>
+      <w:numFmt w:val="bullet"/>
+      <w:lvlText w:val=""/>
+      <w:lvlJc w:val="left"/>
+      <w:pPr>
+        <w:ind w:left="2020" w:hanging="360"/>
+      </w:pPr>
+      <w:rPr>
+        <w:rFonts w:ascii="Wingdings" w:hAnsi="Wingdings" w:hint="default"/>
+      </w:rPr>
+    </w:lvl>
+    <w:lvl w:ilvl="3" w:tplc="04090001" w:tentative="1">
+      <w:start w:val="1"/>
+      <w:numFmt w:val="bullet"/>
+      <w:lvlText w:val=""/>
+      <w:lvlJc w:val="left"/>
+      <w:pPr>
+        <w:ind w:left="2740" w:hanging="360"/>
+      </w:pPr>
+      <w:rPr>
+        <w:rFonts w:ascii="Symbol" w:hAnsi="Symbol" w:hint="default"/>
+      </w:rPr>
+    </w:lvl>
+    <w:lvl w:ilvl="4" w:tplc="04090003" w:tentative="1">
+      <w:start w:val="1"/>
+      <w:numFmt w:val="bullet"/>
+      <w:lvlText w:val="o"/>
+      <w:lvlJc w:val="left"/>
+      <w:pPr>
+        <w:ind w:left="3460" w:hanging="360"/>
+      </w:pPr>
+      <w:rPr>
+        <w:rFonts w:ascii="Courier New" w:hAnsi="Courier New" w:cs="Courier New" w:hint="default"/>
+      </w:rPr>
+    </w:lvl>
+    <w:lvl w:ilvl="5" w:tplc="04090005" w:tentative="1">
+      <w:start w:val="1"/>
+      <w:numFmt w:val="bullet"/>
+      <w:lvlText w:val=""/>
+      <w:lvlJc w:val="left"/>
+      <w:pPr>
+        <w:ind w:left="4180" w:hanging="360"/>
+      </w:pPr>
+      <w:rPr>
+        <w:rFonts w:ascii="Wingdings" w:hAnsi="Wingdings" w:hint="default"/>
+      </w:rPr>
+    </w:lvl>
+    <w:lvl w:ilvl="6" w:tplc="04090001" w:tentative="1">
+      <w:start w:val="1"/>
+      <w:numFmt w:val="bullet"/>
+      <w:lvlText w:val=""/>
+      <w:lvlJc w:val="left"/>
+      <w:pPr>
+        <w:ind w:left="4900" w:hanging="360"/>
+      </w:pPr>
+      <w:rPr>
+        <w:rFonts w:ascii="Symbol" w:hAnsi="Symbol" w:hint="default"/>
+      </w:rPr>
+    </w:lvl>
+    <w:lvl w:ilvl="7" w:tplc="04090003" w:tentative="1">
+      <w:start w:val="1"/>
+      <w:numFmt w:val="bullet"/>
+      <w:lvlText w:val="o"/>
+      <w:lvlJc w:val="left"/>
+      <w:pPr>
+        <w:ind w:left="5620" w:hanging="360"/>
+      </w:pPr>
+      <w:rPr>
+        <w:rFonts w:ascii="Courier New" w:hAnsi="Courier New" w:cs="Courier New" w:hint="default"/>
+      </w:rPr>
+    </w:lvl>
+    <w:lvl w:ilvl="8" w:tplc="04090005" w:tentative="1">
+      <w:start w:val="1"/>
+      <w:numFmt w:val="bullet"/>
+      <w:lvlText w:val=""/>
+      <w:lvlJc w:val="left"/>
+      <w:pPr>
+        <w:ind w:left="6340" w:hanging="360"/>
+      </w:pPr>
+      <w:rPr>
+        <w:rFonts w:ascii="Wingdings" w:hAnsi="Wingdings" w:hint="default"/>
+      </w:rPr>
+    </w:lvl>
+  </w:abstractNum>
+  <w:abstractNum w:abstractNumId="14" w15:restartNumberingAfterBreak="0">
     <w:nsid w:val="653C03FD"/>
     <w:multiLevelType w:val="hybridMultilevel"/>
     <w:tmpl w:val="EAF8DB52"/>
@@ -4212,7 +4832,7 @@
       </w:rPr>
     </w:lvl>
   </w:abstractNum>
-  <w:abstractNum w:abstractNumId="11" w15:restartNumberingAfterBreak="0">
+  <w:abstractNum w:abstractNumId="15" w15:restartNumberingAfterBreak="0">
     <w:nsid w:val="6CECEEF2"/>
     <w:multiLevelType w:val="hybridMultilevel"/>
     <w:tmpl w:val="9C169362"/>
@@ -4325,7 +4945,7 @@
       </w:rPr>
     </w:lvl>
   </w:abstractNum>
-  <w:abstractNum w:abstractNumId="12" w15:restartNumberingAfterBreak="0">
+  <w:abstractNum w:abstractNumId="16" w15:restartNumberingAfterBreak="0">
     <w:nsid w:val="6DEF2DC2"/>
     <w:multiLevelType w:val="hybridMultilevel"/>
     <w:tmpl w:val="29D4028E"/>
@@ -4438,7 +5058,7 @@
       </w:rPr>
     </w:lvl>
   </w:abstractNum>
-  <w:abstractNum w:abstractNumId="13" w15:restartNumberingAfterBreak="0">
+  <w:abstractNum w:abstractNumId="17" w15:restartNumberingAfterBreak="0">
     <w:nsid w:val="77850840"/>
     <w:multiLevelType w:val="hybridMultilevel"/>
     <w:tmpl w:val="43B4D732"/>
@@ -4552,47 +5172,177 @@
       </w:rPr>
     </w:lvl>
   </w:abstractNum>
+  <w:abstractNum w:abstractNumId="18" w15:restartNumberingAfterBreak="0">
+    <w:nsid w:val="77DD2F86"/>
+    <w:multiLevelType w:val="hybridMultilevel"/>
+    <w:tmpl w:val="CD746E44"/>
+    <w:lvl w:ilvl="0" w:tplc="6CA0BA34">
+      <w:start w:val="1"/>
+      <w:numFmt w:val="bullet"/>
+      <w:lvlText w:val=""/>
+      <w:lvlJc w:val="left"/>
+      <w:pPr>
+        <w:ind w:left="607" w:hanging="360"/>
+      </w:pPr>
+      <w:rPr>
+        <w:rFonts w:ascii="Symbol" w:hAnsi="Symbol" w:hint="default"/>
+        <w:sz w:val="20"/>
+        <w:szCs w:val="20"/>
+      </w:rPr>
+    </w:lvl>
+    <w:lvl w:ilvl="1" w:tplc="04090003" w:tentative="1">
+      <w:start w:val="1"/>
+      <w:numFmt w:val="bullet"/>
+      <w:lvlText w:val="o"/>
+      <w:lvlJc w:val="left"/>
+      <w:pPr>
+        <w:ind w:left="1440" w:hanging="360"/>
+      </w:pPr>
+      <w:rPr>
+        <w:rFonts w:ascii="Courier New" w:hAnsi="Courier New" w:cs="Courier New" w:hint="default"/>
+      </w:rPr>
+    </w:lvl>
+    <w:lvl w:ilvl="2" w:tplc="04090005" w:tentative="1">
+      <w:start w:val="1"/>
+      <w:numFmt w:val="bullet"/>
+      <w:lvlText w:val=""/>
+      <w:lvlJc w:val="left"/>
+      <w:pPr>
+        <w:ind w:left="2160" w:hanging="360"/>
+      </w:pPr>
+      <w:rPr>
+        <w:rFonts w:ascii="Wingdings" w:hAnsi="Wingdings" w:hint="default"/>
+      </w:rPr>
+    </w:lvl>
+    <w:lvl w:ilvl="3" w:tplc="04090001" w:tentative="1">
+      <w:start w:val="1"/>
+      <w:numFmt w:val="bullet"/>
+      <w:lvlText w:val=""/>
+      <w:lvlJc w:val="left"/>
+      <w:pPr>
+        <w:ind w:left="2880" w:hanging="360"/>
+      </w:pPr>
+      <w:rPr>
+        <w:rFonts w:ascii="Symbol" w:hAnsi="Symbol" w:hint="default"/>
+      </w:rPr>
+    </w:lvl>
+    <w:lvl w:ilvl="4" w:tplc="04090003" w:tentative="1">
+      <w:start w:val="1"/>
+      <w:numFmt w:val="bullet"/>
+      <w:lvlText w:val="o"/>
+      <w:lvlJc w:val="left"/>
+      <w:pPr>
+        <w:ind w:left="3600" w:hanging="360"/>
+      </w:pPr>
+      <w:rPr>
+        <w:rFonts w:ascii="Courier New" w:hAnsi="Courier New" w:cs="Courier New" w:hint="default"/>
+      </w:rPr>
+    </w:lvl>
+    <w:lvl w:ilvl="5" w:tplc="04090005" w:tentative="1">
+      <w:start w:val="1"/>
+      <w:numFmt w:val="bullet"/>
+      <w:lvlText w:val=""/>
+      <w:lvlJc w:val="left"/>
+      <w:pPr>
+        <w:ind w:left="4320" w:hanging="360"/>
+      </w:pPr>
+      <w:rPr>
+        <w:rFonts w:ascii="Wingdings" w:hAnsi="Wingdings" w:hint="default"/>
+      </w:rPr>
+    </w:lvl>
+    <w:lvl w:ilvl="6" w:tplc="04090001" w:tentative="1">
+      <w:start w:val="1"/>
+      <w:numFmt w:val="bullet"/>
+      <w:lvlText w:val=""/>
+      <w:lvlJc w:val="left"/>
+      <w:pPr>
+        <w:ind w:left="5040" w:hanging="360"/>
+      </w:pPr>
+      <w:rPr>
+        <w:rFonts w:ascii="Symbol" w:hAnsi="Symbol" w:hint="default"/>
+      </w:rPr>
+    </w:lvl>
+    <w:lvl w:ilvl="7" w:tplc="04090003" w:tentative="1">
+      <w:start w:val="1"/>
+      <w:numFmt w:val="bullet"/>
+      <w:lvlText w:val="o"/>
+      <w:lvlJc w:val="left"/>
+      <w:pPr>
+        <w:ind w:left="5760" w:hanging="360"/>
+      </w:pPr>
+      <w:rPr>
+        <w:rFonts w:ascii="Courier New" w:hAnsi="Courier New" w:cs="Courier New" w:hint="default"/>
+      </w:rPr>
+    </w:lvl>
+    <w:lvl w:ilvl="8" w:tplc="04090005" w:tentative="1">
+      <w:start w:val="1"/>
+      <w:numFmt w:val="bullet"/>
+      <w:lvlText w:val=""/>
+      <w:lvlJc w:val="left"/>
+      <w:pPr>
+        <w:ind w:left="6480" w:hanging="360"/>
+      </w:pPr>
+      <w:rPr>
+        <w:rFonts w:ascii="Wingdings" w:hAnsi="Wingdings" w:hint="default"/>
+      </w:rPr>
+    </w:lvl>
+  </w:abstractNum>
   <w:num w:numId="1" w16cid:durableId="1622764591">
-    <w:abstractNumId w:val="11"/>
+    <w:abstractNumId w:val="15"/>
   </w:num>
   <w:num w:numId="2" w16cid:durableId="295835033">
+    <w:abstractNumId w:val="4"/>
+  </w:num>
+  <w:num w:numId="3" w16cid:durableId="541552041">
+    <w:abstractNumId w:val="2"/>
+  </w:num>
+  <w:num w:numId="4" w16cid:durableId="816335569">
+    <w:abstractNumId w:val="5"/>
+  </w:num>
+  <w:num w:numId="5" w16cid:durableId="1171725026">
+    <w:abstractNumId w:val="17"/>
+  </w:num>
+  <w:num w:numId="6" w16cid:durableId="715081824">
+    <w:abstractNumId w:val="12"/>
+  </w:num>
+  <w:num w:numId="7" w16cid:durableId="393698161">
     <w:abstractNumId w:val="3"/>
   </w:num>
-  <w:num w:numId="3" w16cid:durableId="541552041">
-    <w:abstractNumId w:val="1"/>
+  <w:num w:numId="8" w16cid:durableId="801465475">
+    <w:abstractNumId w:val="14"/>
   </w:num>
-  <w:num w:numId="4" w16cid:durableId="816335569">
-    <w:abstractNumId w:val="4"/>
-  </w:num>
-  <w:num w:numId="5" w16cid:durableId="1171725026">
-    <w:abstractNumId w:val="13"/>
-  </w:num>
-  <w:num w:numId="6" w16cid:durableId="715081824">
-    <w:abstractNumId w:val="9"/>
-  </w:num>
-  <w:num w:numId="7" w16cid:durableId="393698161">
-    <w:abstractNumId w:val="2"/>
-  </w:num>
-  <w:num w:numId="8" w16cid:durableId="801465475">
+  <w:num w:numId="9" w16cid:durableId="619845647">
     <w:abstractNumId w:val="10"/>
   </w:num>
-  <w:num w:numId="9" w16cid:durableId="619845647">
+  <w:num w:numId="10" w16cid:durableId="863592183">
+    <w:abstractNumId w:val="16"/>
+  </w:num>
+  <w:num w:numId="11" w16cid:durableId="1812595186">
+    <w:abstractNumId w:val="6"/>
+  </w:num>
+  <w:num w:numId="12" w16cid:durableId="1593926064">
     <w:abstractNumId w:val="8"/>
   </w:num>
-  <w:num w:numId="10" w16cid:durableId="863592183">
-    <w:abstractNumId w:val="12"/>
-  </w:num>
-  <w:num w:numId="11" w16cid:durableId="1812595186">
-    <w:abstractNumId w:val="5"/>
-  </w:num>
-  <w:num w:numId="12" w16cid:durableId="1593926064">
+  <w:num w:numId="13" w16cid:durableId="762991368">
     <w:abstractNumId w:val="7"/>
-  </w:num>
-  <w:num w:numId="13" w16cid:durableId="762991368">
-    <w:abstractNumId w:val="6"/>
   </w:num>
   <w:num w:numId="14" w16cid:durableId="2092851406">
     <w:abstractNumId w:val="0"/>
+  </w:num>
+  <w:num w:numId="15" w16cid:durableId="977997850">
+    <w:abstractNumId w:val="11"/>
+  </w:num>
+  <w:num w:numId="16" w16cid:durableId="987366102">
+    <w:abstractNumId w:val="1"/>
+  </w:num>
+  <w:num w:numId="17" w16cid:durableId="1101337293">
+    <w:abstractNumId w:val="18"/>
+  </w:num>
+  <w:num w:numId="18" w16cid:durableId="1233082769">
+    <w:abstractNumId w:val="13"/>
+  </w:num>
+  <w:num w:numId="19" w16cid:durableId="425461518">
+    <w:abstractNumId w:val="9"/>
   </w:num>
   <w:numIdMacAtCleanup w:val="4"/>
 </w:numbering>
@@ -5374,7 +6124,7 @@
     <w:link w:val="SubtitleChar"/>
     <w:uiPriority w:val="9"/>
     <w:qFormat/>
-    <w:rsid w:val="006F7511"/>
+    <w:rsid w:val="005435B3"/>
     <w:pPr>
       <w:numPr>
         <w:ilvl w:val="1"/>
@@ -5382,11 +6132,12 @@
       <w:spacing w:after="160"/>
     </w:pPr>
     <w:rPr>
-      <w:rFonts w:asciiTheme="minorHAnsi" w:hAnsiTheme="minorHAnsi" w:cstheme="minorBidi"/>
-      <w:color w:val="5A5A5A" w:themeColor="text1" w:themeTint="A5"/>
+      <w:rFonts w:ascii="Century Schoolbook" w:hAnsi="Century Schoolbook" w:cstheme="minorBidi"/>
+      <w:color w:val="262626" w:themeColor="text1" w:themeTint="D9"/>
       <w:spacing w:val="15"/>
-      <w:sz w:val="22"/>
-      <w:szCs w:val="22"/>
+      <w:sz w:val="20"/>
+      <w:szCs w:val="20"/>
+      <w:lang w:eastAsia="zh-CN"/>
     </w:rPr>
   </w:style>
   <w:style w:type="character" w:customStyle="1" w:styleId="SubtitleChar">
@@ -5394,13 +6145,12 @@
     <w:basedOn w:val="DefaultParagraphFont"/>
     <w:link w:val="Subtitle"/>
     <w:uiPriority w:val="9"/>
-    <w:rsid w:val="006F7511"/>
+    <w:rsid w:val="005435B3"/>
     <w:rPr>
-      <w:rFonts w:asciiTheme="minorHAnsi" w:hAnsiTheme="minorHAnsi" w:cstheme="minorBidi"/>
-      <w:color w:val="5A5A5A" w:themeColor="text1" w:themeTint="A5"/>
+      <w:rFonts w:ascii="Century Schoolbook" w:hAnsi="Century Schoolbook" w:cstheme="minorBidi"/>
+      <w:color w:val="262626" w:themeColor="text1" w:themeTint="D9"/>
       <w:spacing w:val="15"/>
-      <w:sz w:val="22"/>
-      <w:szCs w:val="22"/>
+      <w:lang w:eastAsia="zh-CN"/>
     </w:rPr>
   </w:style>
   <w:style w:type="character" w:customStyle="1" w:styleId="visually-hidden">
@@ -5789,36 +6539,29 @@
 </a:theme>
 </file>
 
-<file path=customXml/item1.xml><?xml version="1.0" encoding="utf-8"?>
-<?mso-contentType ?>
-<FormTemplates xmlns="http://schemas.microsoft.com/sharepoint/v3/contenttype/forms">
-  <Display>DocumentLibraryForm</Display>
-  <Edit>DocumentLibraryForm</Edit>
-  <New>DocumentLibraryForm</New>
-</FormTemplates>
+<file path=word/webextensions/taskpanes.xml><?xml version="1.0" encoding="utf-8"?>
+<wetp:taskpanes xmlns:wetp="http://schemas.microsoft.com/office/webextensions/taskpanes/2010/11">
+  <wetp:taskpane dockstate="right" visibility="0" width="350" row="0">
+    <wetp:webextensionref xmlns:r="http://schemas.openxmlformats.org/officeDocument/2006/relationships" r:id="rId1"/>
+  </wetp:taskpane>
+</wetp:taskpanes>
 </file>
 
-<file path=customXml/item2.xml><?xml version="1.0" encoding="utf-8"?>
-<p:properties xmlns:p="http://schemas.microsoft.com/office/2006/metadata/properties" xmlns:xsi="http://www.w3.org/2001/XMLSchema-instance" xmlns:pc="http://schemas.microsoft.com/office/infopath/2007/PartnerControls">
-  <documentManagement>
-    <_ip_UnifiedCompliancePolicyUIAction xmlns="http://schemas.microsoft.com/sharepoint/v3" xsi:nil="true"/>
-    <Image xmlns="71af3243-3dd4-4a8d-8c0d-dd76da1f02a5">
-      <Url xsi:nil="true"/>
-      <Description xsi:nil="true"/>
-    </Image>
-    <Status xmlns="71af3243-3dd4-4a8d-8c0d-dd76da1f02a5">Not started</Status>
-    <Background xmlns="71af3243-3dd4-4a8d-8c0d-dd76da1f02a5">false</Background>
-    <_ip_UnifiedCompliancePolicyProperties xmlns="http://schemas.microsoft.com/sharepoint/v3" xsi:nil="true"/>
-    <ImageTagsTaxHTField xmlns="71af3243-3dd4-4a8d-8c0d-dd76da1f02a5">
-      <Terms xmlns="http://schemas.microsoft.com/office/infopath/2007/PartnerControls"/>
-    </ImageTagsTaxHTField>
-    <TaxCatchAll xmlns="230e9df3-be65-4c73-a93b-d1236ebd677e" xsi:nil="true"/>
-    <MediaServiceKeyPoints xmlns="71af3243-3dd4-4a8d-8c0d-dd76da1f02a5" xsi:nil="true"/>
-  </documentManagement>
-</p:properties>
+<file path=word/webextensions/webextension1.xml><?xml version="1.0" encoding="utf-8"?>
+<we:webextension xmlns:we="http://schemas.microsoft.com/office/webextensions/webextension/2010/11" id="{45B55647-B6AF-0D40-BCF1-3D89AB2D04C6}">
+  <we:reference id="wa200010725" version="1.0.0.1" store="en-US" storeType="OMEX"/>
+  <we:alternateReferences>
+    <we:reference id="WA200010725" version="1.0.0.1" store="" storeType="OMEX"/>
+  </we:alternateReferences>
+  <we:properties>
+    <we:property name="claude.fileId" value="&quot;b9e105e9-8288-458f-87b5-0f70d70150f4&quot;"/>
+  </we:properties>
+  <we:bindings/>
+  <we:snapshot xmlns:r="http://schemas.openxmlformats.org/officeDocument/2006/relationships"/>
+</we:webextension>
 </file>
 
-<file path=customXml/item3.xml><?xml version="1.0" encoding="utf-8"?>
+<file path=customXml/item1.xml><?xml version="1.0" encoding="utf-8"?>
 <ct:contentTypeSchema xmlns:ct="http://schemas.microsoft.com/office/2006/metadata/contentType" xmlns:ma="http://schemas.microsoft.com/office/2006/metadata/properties/metaAttributes" ct:_="" ma:_="" ma:contentTypeName="Document" ma:contentTypeID="0x01010079F111ED35F8CC479449609E8A0923A6" ma:contentTypeVersion="26" ma:contentTypeDescription="Create a new document." ma:contentTypeScope="" ma:versionID="ac37c1753acd5e330d2062ccec26ea66">
   <xsd:schema xmlns:xsd="http://www.w3.org/2001/XMLSchema" xmlns:xs="http://www.w3.org/2001/XMLSchema" xmlns:p="http://schemas.microsoft.com/office/2006/metadata/properties" xmlns:ns1="http://schemas.microsoft.com/sharepoint/v3" xmlns:ns2="71af3243-3dd4-4a8d-8c0d-dd76da1f02a5" xmlns:ns3="16c05727-aa75-4e4a-9b5f-8a80a1165891" xmlns:ns4="230e9df3-be65-4c73-a93b-d1236ebd677e" targetNamespace="http://schemas.microsoft.com/office/2006/metadata/properties" ma:root="true" ma:fieldsID="3b340c7101c92c5120abd06486f94548" ns1:_="" ns2:_="" ns3:_="" ns4:_="">
     <xsd:import namespace="http://schemas.microsoft.com/sharepoint/v3"/>
@@ -6118,31 +6861,40 @@
 </ct:contentTypeSchema>
 </file>
 
-<file path=customXml/item4.xml><?xml version="1.0" encoding="utf-8"?>
+<file path=customXml/item2.xml><?xml version="1.0" encoding="utf-8"?>
 <b:Sources xmlns:b="http://schemas.openxmlformats.org/officeDocument/2006/bibliography" xmlns="http://schemas.openxmlformats.org/officeDocument/2006/bibliography" SelectedStyle="\APASixthEditionOfficeOnline.xsl" StyleName="APA" Version="6"/>
 </file>
 
-<file path=customXml/itemProps1.xml><?xml version="1.0" encoding="utf-8"?>
-<ds:datastoreItem xmlns:ds="http://schemas.openxmlformats.org/officeDocument/2006/customXml" ds:itemID="{51DC95FE-2BE6-460C-9B2E-B7960BEA6BD9}">
-  <ds:schemaRefs>
-    <ds:schemaRef ds:uri="http://schemas.microsoft.com/sharepoint/v3/contenttype/forms"/>
-  </ds:schemaRefs>
-</ds:datastoreItem>
+<file path=customXml/item3.xml><?xml version="1.0" encoding="utf-8"?>
+<?mso-contentType ?>
+<FormTemplates xmlns="http://schemas.microsoft.com/sharepoint/v3/contenttype/forms">
+  <Display>DocumentLibraryForm</Display>
+  <Edit>DocumentLibraryForm</Edit>
+  <New>DocumentLibraryForm</New>
+</FormTemplates>
 </file>
 
-<file path=customXml/itemProps2.xml><?xml version="1.0" encoding="utf-8"?>
-<ds:datastoreItem xmlns:ds="http://schemas.openxmlformats.org/officeDocument/2006/customXml" ds:itemID="{9725D2C8-6850-4290-ADCF-6EF21E5F611C}">
-  <ds:schemaRefs>
-    <ds:schemaRef ds:uri="http://schemas.microsoft.com/office/2006/metadata/properties"/>
-    <ds:schemaRef ds:uri="http://schemas.microsoft.com/office/infopath/2007/PartnerControls"/>
-    <ds:schemaRef ds:uri="http://schemas.microsoft.com/sharepoint/v3"/>
-    <ds:schemaRef ds:uri="71af3243-3dd4-4a8d-8c0d-dd76da1f02a5"/>
-    <ds:schemaRef ds:uri="230e9df3-be65-4c73-a93b-d1236ebd677e"/>
-  </ds:schemaRefs>
-</ds:datastoreItem>
+<file path=customXml/item4.xml><?xml version="1.0" encoding="utf-8"?>
+<p:properties xmlns:p="http://schemas.microsoft.com/office/2006/metadata/properties" xmlns:xsi="http://www.w3.org/2001/XMLSchema-instance" xmlns:pc="http://schemas.microsoft.com/office/infopath/2007/PartnerControls">
+  <documentManagement>
+    <_ip_UnifiedCompliancePolicyUIAction xmlns="http://schemas.microsoft.com/sharepoint/v3" xsi:nil="true"/>
+    <Image xmlns="71af3243-3dd4-4a8d-8c0d-dd76da1f02a5">
+      <Url xsi:nil="true"/>
+      <Description xsi:nil="true"/>
+    </Image>
+    <Status xmlns="71af3243-3dd4-4a8d-8c0d-dd76da1f02a5">Not started</Status>
+    <Background xmlns="71af3243-3dd4-4a8d-8c0d-dd76da1f02a5">false</Background>
+    <_ip_UnifiedCompliancePolicyProperties xmlns="http://schemas.microsoft.com/sharepoint/v3" xsi:nil="true"/>
+    <ImageTagsTaxHTField xmlns="71af3243-3dd4-4a8d-8c0d-dd76da1f02a5">
+      <Terms xmlns="http://schemas.microsoft.com/office/infopath/2007/PartnerControls"/>
+    </ImageTagsTaxHTField>
+    <TaxCatchAll xmlns="230e9df3-be65-4c73-a93b-d1236ebd677e" xsi:nil="true"/>
+    <MediaServiceKeyPoints xmlns="71af3243-3dd4-4a8d-8c0d-dd76da1f02a5" xsi:nil="true"/>
+  </documentManagement>
+</p:properties>
 </file>
 
-<file path=customXml/itemProps3.xml><?xml version="1.0" encoding="utf-8"?>
+<file path=customXml/itemProps1.xml><?xml version="1.0" encoding="utf-8"?>
 <ds:datastoreItem xmlns:ds="http://schemas.openxmlformats.org/officeDocument/2006/customXml" ds:itemID="{026E2189-D211-4EF3-B5FA-5B78FBAFE6F6}">
   <ds:schemaRefs>
     <ds:schemaRef ds:uri="http://schemas.microsoft.com/office/2006/metadata/contentType"/>
@@ -6163,7 +6915,7 @@
 </ds:datastoreItem>
 </file>
 
-<file path=customXml/itemProps4.xml><?xml version="1.0" encoding="utf-8"?>
+<file path=customXml/itemProps2.xml><?xml version="1.0" encoding="utf-8"?>
 <ds:datastoreItem xmlns:ds="http://schemas.openxmlformats.org/officeDocument/2006/customXml" ds:itemID="{8F9E5E02-5818-4E45-A5BC-64F98CD5E1AF}">
   <ds:schemaRefs>
     <ds:schemaRef ds:uri="http://schemas.openxmlformats.org/officeDocument/2006/bibliography"/>
@@ -6171,6 +6923,26 @@
 </ds:datastoreItem>
 </file>
 
+<file path=customXml/itemProps3.xml><?xml version="1.0" encoding="utf-8"?>
+<ds:datastoreItem xmlns:ds="http://schemas.openxmlformats.org/officeDocument/2006/customXml" ds:itemID="{51DC95FE-2BE6-460C-9B2E-B7960BEA6BD9}">
+  <ds:schemaRefs>
+    <ds:schemaRef ds:uri="http://schemas.microsoft.com/sharepoint/v3/contenttype/forms"/>
+  </ds:schemaRefs>
+</ds:datastoreItem>
+</file>
+
+<file path=customXml/itemProps4.xml><?xml version="1.0" encoding="utf-8"?>
+<ds:datastoreItem xmlns:ds="http://schemas.openxmlformats.org/officeDocument/2006/customXml" ds:itemID="{9725D2C8-6850-4290-ADCF-6EF21E5F611C}">
+  <ds:schemaRefs>
+    <ds:schemaRef ds:uri="http://schemas.microsoft.com/office/2006/metadata/properties"/>
+    <ds:schemaRef ds:uri="http://schemas.microsoft.com/office/infopath/2007/PartnerControls"/>
+    <ds:schemaRef ds:uri="http://schemas.microsoft.com/sharepoint/v3"/>
+    <ds:schemaRef ds:uri="71af3243-3dd4-4a8d-8c0d-dd76da1f02a5"/>
+    <ds:schemaRef ds:uri="230e9df3-be65-4c73-a93b-d1236ebd677e"/>
+  </ds:schemaRefs>
+</ds:datastoreItem>
+</file>
+
 <file path=docMetadata/LabelInfo.xml><?xml version="1.0" encoding="utf-8"?>
 <clbl:labelList xmlns:clbl="http://schemas.microsoft.com/office/2020/mipLabelMetadata"/>
 </file>